--- a/paper/B题_方案B_强化学习_论文稿.docx
+++ b/paper/B题_方案B_强化学习_论文稿.docx
@@ -75,6 +75,12 @@
     <w:p>
       <w:r>
         <w:t>本地100场景配对实验显示，安全门下的方案B在问题3和问题4上均达到100%完成率，平均虚拟时间分别为5347.0s和13121.3s，与A0基线完全一致。在官方模拟器上进一步完成问题3、问题4各20局演练：40/40局全部清除，共清除503个干扰源，平均定位清除时间分别为428.64s和1122.77s，平均程序运行时间分别为2.015s和5.048s。逐动作决策日志显示，PPO在这40局中偏离A0先验0次，说明当前成绩主要由确定性覆盖发现、几何清除证书和光学保底层保证；纯PPO消融在有限训练预算下平均时间增加58.2%，因此正式运行必须保留几何保证、光学保底和A0安全门。官方正式测试仍需另行执行，本文不把演练结果冒充正式成绩。</w:t>
+      </w:r>
+    </w:p>
+    <w:p/>
+    <w:p>
+      <w:r>
+        <w:t>在上述工作之后，我们进一步采用25点覆盖与双侧区间定位作为新主方案：问题4的保证覆盖由31点改为25点，覆盖巡航开路路线由原31点下界28500m降至一条明确的18173.85m路线，至少缩短36.2%；单源定位利用成对no_signal将距离区间折半，最多12次追加测向加2次末端光学尝试即可保证清除。在本仓库严格配对本地环境中，新方案G25O相对A0在四组各100对场景上平均虚拟时间降低12.64%、3.51%、45.91%、33.87%，800局全部清除，无光学保底和求解失败。上述新方案结果仍为本地验证，尚未完成官方演练，应与前述官方40局演练数据严格区分。</w:t>
       </w:r>
     </w:p>
     <w:p/>
@@ -5817,7 +5823,7 @@
     <w:p/>
     <w:p>
       <w:r>
-        <w:t>40局官方演练还给出了一个明确的负结果：PPO在全部决策中没有偏离A0先验，因此当前成绩不能归因于强化学习。对于比赛目标而言，这并不妨碍方案可用，因为覆盖证明、清除证书和光学保底提供了完成保证；但论文不应声称RL已经优于传统规划，除非后续有配对实验或显著更多演练支持。从机制上看，RL最有可能带来收益的环节包括：何时从REFINE切换到光学保底、先扫描哪些覆盖点、先处理哪个已发现源、以及是否值得为某源增加一次交会测量。由于这些决策的收益依赖当前定位不确定性和剩余覆盖义务，带动作屏蔽的PPO具备学习空间。与此同时，几何定位、覆盖证明和保底必须保持确定性，任何学习误差都只能影响效率，不能影响是否漏源。</w:t>
+        <w:t>40局官方演练还给出了一个明确的负结果：PPO在全部决策中没有偏离A0先验，因此当前成绩不能归因于强化学习。 在此基础上，25点覆盖与双侧区间定位在本地严格配对中展现出更大的时间收益，尤其问题4；它提供了比继续增加PPO训练步数更明确的几何改进方向。对于比赛目标而言，这并不妨碍方案可用，因为覆盖证明、清除证书和光学保底提供了完成保证；但论文不应声称RL已经优于传统规划，除非后续有配对实验或显著更多演练支持。从机制上看，RL最有可能带来收益的环节包括：何时从REFINE切换到光学保底、先扫描哪些覆盖点、先处理哪个已发现源、以及是否值得为某源增加一次交会测量。由于这些决策的收益依赖当前定位不确定性和剩余覆盖义务，带动作屏蔽的PPO具备学习空间。与此同时，几何定位、覆盖证明和保底必须保持确定性，任何学习误差都只能影响效率，不能影响是否漏源。</w:t>
       </w:r>
     </w:p>
     <w:p/>
@@ -5923,6 +5929,823 @@
         <w:t>PPO超参数和网络规模未做大规模搜索，后续可用验证集选择并报告多种子方差。</w:t>
       </w:r>
     </w:p>
+    <w:p/>
+    <w:p>
+      <w:pPr>
+        <w:pStyle w:val="Heading1"/>
+      </w:pPr>
+      <w:r>
+        <w:t>十二、新主方案：25点覆盖与双侧区间定位</w:t>
+      </w:r>
+    </w:p>
+    <w:p/>
+    <w:p>
+      <w:pPr>
+        <w:pStyle w:val="Heading2"/>
+      </w:pPr>
+      <w:r>
+        <w:t>12.1 第4问25点保证覆盖</w:t>
+      </w:r>
+    </w:p>
+    <w:p/>
+    <w:p>
+      <w:r>
+        <w:t>新构造为：原点1点、内环12点、外环12点，共25点：</w:t>
+      </w:r>
+    </w:p>
+    <w:p/>
+    <w:p>
+      <w:pPr/>
+      <w:r>
+        <w:rPr>
+          <w:rFonts w:ascii="Consolas" w:hAnsi="Consolas" w:eastAsia="Consolas"/>
+        </w:rPr>
+        <w:t>S25 = {O} ∪ {I_k, k=0..11} ∪ {E_k, k=0..11}</w:t>
+        <w:br/>
+        <w:t>I_k = 970 * (cos(15°+30°k), sin(15°+30°k))</w:t>
+        <w:br/>
+        <w:t>E_k = 1880 * (cos(30°k), sin(30°k))</w:t>
+      </w:r>
+    </w:p>
+    <w:p/>
+    <w:p>
+      <w:r>
+        <w:t>外正十二边形内切圆半径为1880*cos15°=1815.94m&gt;1800m，覆盖目标圆。36个三角形剖分最大边长975.897m&lt;1000m，因此任意目标到所在三角形三个顶点的距离都在最小接收半径内；任意180度发射半平面至少包含其中一个顶点，所以任意位置、任意方向至少一个测点可接收。该构造有严格几何证明，并用20万随机位置/方向测试核对实现，未发现漏检。</w:t>
+      </w:r>
+    </w:p>
+    <w:p/>
+    <w:p>
+      <w:r>
+        <w:t>一条开路访问路线O→I0→...→I11→E0→...→E11长约18173.85m。原31点三角网格任意两不同点至少相距950m，故任何完整访问31点的路线至少30*950=28500m。因此新固定覆盖巡航路线至少缩短36.2%。这是路线结构改进，不等于整局时间必然下降相同的比例。</w:t>
+      </w:r>
+    </w:p>
+    <w:p/>
+    <w:p>
+      <w:pPr>
+        <w:pStyle w:val="Heading2"/>
+      </w:pPr>
+      <w:r>
+        <w:t>12.2 双侧区间定位</w:t>
+      </w:r>
+    </w:p>
+    <w:p/>
+    <w:p>
+      <w:r>
+        <w:t>首次有效示向后，以检测点为原点、示向方向为局部x轴，真实源满足0&lt;=x&lt;=1500、|y|&lt;=x*tan(1.01°)。维护x区间[l,u]；当区间宽度大于24m时，取中点a、侧偏b=a*tan(1.01°)+5，依次测试(a,b)与(a,-b)：</w:t>
+      </w:r>
+    </w:p>
+    <w:p/>
+    <w:p>
+      <w:pPr>
+        <w:pStyle w:val="ListNumber"/>
+      </w:pPr>
+      <w:r>
+        <w:t>两侧都no_signal，可推出x&lt;a。若x&gt;=a，则首次测点与源连线与x=a的交点位于两探测点之间，且两探测点都比首次测点更接近源，不可能同时不可见；矛盾。</w:t>
+      </w:r>
+    </w:p>
+    <w:p>
+      <w:pPr>
+        <w:pStyle w:val="ListNumber"/>
+      </w:pPr>
+      <w:r>
+        <w:t>任一侧direction，结合误差界更新区间，并继续做误差扇区交会。</w:t>
+      </w:r>
+    </w:p>
+    <w:p>
+      <w:pPr>
+        <w:pStyle w:val="ListNumber"/>
+      </w:pPr>
+      <w:r>
+        <w:t>收到near则直接clear。</w:t>
+      </w:r>
+    </w:p>
+    <w:p/>
+    <w:p>
+      <w:r>
+        <w:t>每轮区间至少折半，6轮后宽度不超过1500/64=23.4375m。末端在((l+u)/2, ±u*tan(1.01°)/2)两点执行clear，剩余矩形中任意目标到最近点距离不超过sqrt(12^2+(1500*tan(1.01°)/2)^2)≈17.856m&lt;20m。因此单源最多12次追加测向、2次末端光学尝试。该保底仍然只依赖题目固定源、持续辐射、固定半径、180度覆盖和有界误差条件。</w:t>
+      </w:r>
+    </w:p>
+    <w:p/>
+    <w:p>
+      <w:pPr>
+        <w:pStyle w:val="Heading2"/>
+      </w:pPr>
+      <w:r>
+        <w:t>12.3 单源与全局原型验证</w:t>
+      </w:r>
+    </w:p>
+    <w:p/>
+    <w:p>
+      <w:r>
+        <w:t>原型单源验证：全向1000例、定向1000例、定向边界1000例全部清除；最大追加测向12次，极端组合5292例全部清除，最大clear尝试2次。</w:t>
+      </w:r>
+    </w:p>
+    <w:p/>
+    <w:p>
+      <w:r>
+        <w:t>原型全局消融（G31/G25/G25O共享同一新局部定位器）：</w:t>
+      </w:r>
+    </w:p>
+    <w:p/>
+    <w:tbl>
+      <w:tblPr>
+        <w:tblStyle w:val="TableGrid"/>
+        <w:tblW w:type="auto" w:w="0"/>
+        <w:tblLook w:firstColumn="1" w:firstRow="1" w:lastColumn="0" w:lastRow="0" w:noHBand="0" w:noVBand="1" w:val="04A0"/>
+      </w:tblPr>
+      <w:tblGrid>
+        <w:gridCol w:w="1728"/>
+        <w:gridCol w:w="1728"/>
+        <w:gridCol w:w="1728"/>
+        <w:gridCol w:w="1728"/>
+        <w:gridCol w:w="1728"/>
+      </w:tblGrid>
+      <w:tr>
+        <w:tc>
+          <w:tcPr>
+            <w:tcW w:type="dxa" w:w="1728"/>
+          </w:tcPr>
+          <w:p>
+            <w:r>
+              <w:t>场景</w:t>
+            </w:r>
+          </w:p>
+        </w:tc>
+        <w:tc>
+          <w:tcPr>
+            <w:tcW w:type="dxa" w:w="1728"/>
+          </w:tcPr>
+          <w:p>
+            <w:r>
+              <w:t>G31平均(s)</w:t>
+            </w:r>
+          </w:p>
+        </w:tc>
+        <w:tc>
+          <w:tcPr>
+            <w:tcW w:type="dxa" w:w="1728"/>
+          </w:tcPr>
+          <w:p>
+            <w:r>
+              <w:t>G25平均(s)</w:t>
+            </w:r>
+          </w:p>
+        </w:tc>
+        <w:tc>
+          <w:tcPr>
+            <w:tcW w:type="dxa" w:w="1728"/>
+          </w:tcPr>
+          <w:p>
+            <w:r>
+              <w:t>G25O平均(s)</w:t>
+            </w:r>
+          </w:p>
+        </w:tc>
+        <w:tc>
+          <w:tcPr>
+            <w:tcW w:type="dxa" w:w="1728"/>
+          </w:tcPr>
+          <w:p>
+            <w:r>
+              <w:t>G25O相对G31</w:t>
+            </w:r>
+          </w:p>
+        </w:tc>
+      </w:tr>
+      <w:tr>
+        <w:tc>
+          <w:tcPr>
+            <w:tcW w:type="dxa" w:w="1728"/>
+          </w:tcPr>
+          <w:p>
+            <w:r>
+              <w:t>Q3圆内随机</w:t>
+            </w:r>
+          </w:p>
+        </w:tc>
+        <w:tc>
+          <w:tcPr>
+            <w:tcW w:type="dxa" w:w="1728"/>
+          </w:tcPr>
+          <w:p>
+            <w:r>
+              <w:t>4805.71</w:t>
+            </w:r>
+          </w:p>
+        </w:tc>
+        <w:tc>
+          <w:tcPr>
+            <w:tcW w:type="dxa" w:w="1728"/>
+          </w:tcPr>
+          <w:p>
+            <w:r>
+              <w:t>-</w:t>
+            </w:r>
+          </w:p>
+        </w:tc>
+        <w:tc>
+          <w:tcPr>
+            <w:tcW w:type="dxa" w:w="1728"/>
+          </w:tcPr>
+          <w:p>
+            <w:r>
+              <w:t>4058.08</w:t>
+            </w:r>
+          </w:p>
+        </w:tc>
+        <w:tc>
+          <w:tcPr>
+            <w:tcW w:type="dxa" w:w="1728"/>
+          </w:tcPr>
+          <w:p>
+            <w:r>
+              <w:t>-15.56%</w:t>
+            </w:r>
+          </w:p>
+        </w:tc>
+      </w:tr>
+      <w:tr>
+        <w:tc>
+          <w:tcPr>
+            <w:tcW w:type="dxa" w:w="1728"/>
+          </w:tcPr>
+          <w:p>
+            <w:r>
+              <w:t>Q3边缘压力</w:t>
+            </w:r>
+          </w:p>
+        </w:tc>
+        <w:tc>
+          <w:tcPr>
+            <w:tcW w:type="dxa" w:w="1728"/>
+          </w:tcPr>
+          <w:p>
+            <w:r>
+              <w:t>4794.41</w:t>
+            </w:r>
+          </w:p>
+        </w:tc>
+        <w:tc>
+          <w:tcPr>
+            <w:tcW w:type="dxa" w:w="1728"/>
+          </w:tcPr>
+          <w:p>
+            <w:r>
+              <w:t>-</w:t>
+            </w:r>
+          </w:p>
+        </w:tc>
+        <w:tc>
+          <w:tcPr>
+            <w:tcW w:type="dxa" w:w="1728"/>
+          </w:tcPr>
+          <w:p>
+            <w:r>
+              <w:t>4645.87</w:t>
+            </w:r>
+          </w:p>
+        </w:tc>
+        <w:tc>
+          <w:tcPr>
+            <w:tcW w:type="dxa" w:w="1728"/>
+          </w:tcPr>
+          <w:p>
+            <w:r>
+              <w:t>-3.10%</w:t>
+            </w:r>
+          </w:p>
+        </w:tc>
+      </w:tr>
+      <w:tr>
+        <w:tc>
+          <w:tcPr>
+            <w:tcW w:type="dxa" w:w="1728"/>
+          </w:tcPr>
+          <w:p>
+            <w:r>
+              <w:t>Q4圆内随机</w:t>
+            </w:r>
+          </w:p>
+        </w:tc>
+        <w:tc>
+          <w:tcPr>
+            <w:tcW w:type="dxa" w:w="1728"/>
+          </w:tcPr>
+          <w:p>
+            <w:r>
+              <w:t>10888.47</w:t>
+            </w:r>
+          </w:p>
+        </w:tc>
+        <w:tc>
+          <w:tcPr>
+            <w:tcW w:type="dxa" w:w="1728"/>
+          </w:tcPr>
+          <w:p>
+            <w:r>
+              <w:t>8192.57</w:t>
+            </w:r>
+          </w:p>
+        </w:tc>
+        <w:tc>
+          <w:tcPr>
+            <w:tcW w:type="dxa" w:w="1728"/>
+          </w:tcPr>
+          <w:p>
+            <w:r>
+              <w:t>7221.17</w:t>
+            </w:r>
+          </w:p>
+        </w:tc>
+        <w:tc>
+          <w:tcPr>
+            <w:tcW w:type="dxa" w:w="1728"/>
+          </w:tcPr>
+          <w:p>
+            <w:r>
+              <w:t>-33.68%</w:t>
+            </w:r>
+          </w:p>
+        </w:tc>
+      </w:tr>
+      <w:tr>
+        <w:tc>
+          <w:tcPr>
+            <w:tcW w:type="dxa" w:w="1728"/>
+          </w:tcPr>
+          <w:p>
+            <w:r>
+              <w:t>Q4边缘压力</w:t>
+            </w:r>
+          </w:p>
+        </w:tc>
+        <w:tc>
+          <w:tcPr>
+            <w:tcW w:type="dxa" w:w="1728"/>
+          </w:tcPr>
+          <w:p>
+            <w:r>
+              <w:t>12153.68</w:t>
+            </w:r>
+          </w:p>
+        </w:tc>
+        <w:tc>
+          <w:tcPr>
+            <w:tcW w:type="dxa" w:w="1728"/>
+          </w:tcPr>
+          <w:p>
+            <w:r>
+              <w:t>10042.76</w:t>
+            </w:r>
+          </w:p>
+        </w:tc>
+        <w:tc>
+          <w:tcPr>
+            <w:tcW w:type="dxa" w:w="1728"/>
+          </w:tcPr>
+          <w:p>
+            <w:r>
+              <w:t>9413.63</w:t>
+            </w:r>
+          </w:p>
+        </w:tc>
+        <w:tc>
+          <w:tcPr>
+            <w:tcW w:type="dxa" w:w="1728"/>
+          </w:tcPr>
+          <w:p>
+            <w:r>
+              <w:t>-22.55%</w:t>
+            </w:r>
+          </w:p>
+        </w:tc>
+      </w:tr>
+    </w:tbl>
+    <w:p/>
+    <w:p/>
+    <w:p>
+      <w:pPr>
+        <w:pStyle w:val="Heading2"/>
+      </w:pPr>
+      <w:r>
+        <w:t>12.4 与本仓库A0/PPO的严格配对比较</w:t>
+      </w:r>
+    </w:p>
+    <w:p/>
+    <w:p>
+      <w:r>
+        <w:t>我们将新方案接入本仓库local_env.py，与现有A0在同一批种子上严格配对：相同源、频道、半径、类型、方向和固定误差场；A0当前也等价于安全PPO的实际动作选择。四组各100对，共800局，全部清除。</w:t>
+      </w:r>
+    </w:p>
+    <w:p/>
+    <w:tbl>
+      <w:tblPr>
+        <w:tblStyle w:val="TableGrid"/>
+        <w:tblW w:type="auto" w:w="0"/>
+        <w:tblLook w:firstColumn="1" w:firstRow="1" w:lastColumn="0" w:lastRow="0" w:noHBand="0" w:noVBand="1" w:val="04A0"/>
+      </w:tblPr>
+      <w:tblGrid>
+        <w:gridCol w:w="1440"/>
+        <w:gridCol w:w="1440"/>
+        <w:gridCol w:w="1440"/>
+        <w:gridCol w:w="1440"/>
+        <w:gridCol w:w="1440"/>
+        <w:gridCol w:w="1440"/>
+      </w:tblGrid>
+      <w:tr>
+        <w:tc>
+          <w:tcPr>
+            <w:tcW w:type="dxa" w:w="1440"/>
+          </w:tcPr>
+          <w:p>
+            <w:r>
+              <w:t>场景</w:t>
+            </w:r>
+          </w:p>
+        </w:tc>
+        <w:tc>
+          <w:tcPr>
+            <w:tcW w:type="dxa" w:w="1440"/>
+          </w:tcPr>
+          <w:p>
+            <w:r>
+              <w:t>A0平均(s)</w:t>
+            </w:r>
+          </w:p>
+        </w:tc>
+        <w:tc>
+          <w:tcPr>
+            <w:tcW w:type="dxa" w:w="1440"/>
+          </w:tcPr>
+          <w:p>
+            <w:r>
+              <w:t>G25O平均(s)</w:t>
+            </w:r>
+          </w:p>
+        </w:tc>
+        <w:tc>
+          <w:tcPr>
+            <w:tcW w:type="dxa" w:w="1440"/>
+          </w:tcPr>
+          <w:p>
+            <w:r>
+              <w:t>降幅</w:t>
+            </w:r>
+          </w:p>
+        </w:tc>
+        <w:tc>
+          <w:tcPr>
+            <w:tcW w:type="dxa" w:w="1440"/>
+          </w:tcPr>
+          <w:p>
+            <w:r>
+              <w:t>配对胜/平/负</w:t>
+            </w:r>
+          </w:p>
+        </w:tc>
+        <w:tc>
+          <w:tcPr>
+            <w:tcW w:type="dxa" w:w="1440"/>
+          </w:tcPr>
+          <w:p>
+            <w:r>
+              <w:t>移动距离A0→G25O</w:t>
+            </w:r>
+          </w:p>
+        </w:tc>
+      </w:tr>
+      <w:tr>
+        <w:tc>
+          <w:tcPr>
+            <w:tcW w:type="dxa" w:w="1440"/>
+          </w:tcPr>
+          <w:p>
+            <w:r>
+              <w:t>Q3圆内随机</w:t>
+            </w:r>
+          </w:p>
+        </w:tc>
+        <w:tc>
+          <w:tcPr>
+            <w:tcW w:type="dxa" w:w="1440"/>
+          </w:tcPr>
+          <w:p>
+            <w:r>
+              <w:t>5578.999</w:t>
+            </w:r>
+          </w:p>
+        </w:tc>
+        <w:tc>
+          <w:tcPr>
+            <w:tcW w:type="dxa" w:w="1440"/>
+          </w:tcPr>
+          <w:p>
+            <w:r>
+              <w:t>4874.028</w:t>
+            </w:r>
+          </w:p>
+        </w:tc>
+        <w:tc>
+          <w:tcPr>
+            <w:tcW w:type="dxa" w:w="1440"/>
+          </w:tcPr>
+          <w:p>
+            <w:r>
+              <w:t>12.64%</w:t>
+            </w:r>
+          </w:p>
+        </w:tc>
+        <w:tc>
+          <w:tcPr>
+            <w:tcW w:type="dxa" w:w="1440"/>
+          </w:tcPr>
+          <w:p>
+            <w:r>
+              <w:t>97/0/3</w:t>
+            </w:r>
+          </w:p>
+        </w:tc>
+        <w:tc>
+          <w:tcPr>
+            <w:tcW w:type="dxa" w:w="1440"/>
+          </w:tcPr>
+          <w:p>
+            <w:r>
+              <w:t>24063→20838m</w:t>
+            </w:r>
+          </w:p>
+        </w:tc>
+      </w:tr>
+      <w:tr>
+        <w:tc>
+          <w:tcPr>
+            <w:tcW w:type="dxa" w:w="1440"/>
+          </w:tcPr>
+          <w:p>
+            <w:r>
+              <w:t>Q3边缘压力</w:t>
+            </w:r>
+          </w:p>
+        </w:tc>
+        <w:tc>
+          <w:tcPr>
+            <w:tcW w:type="dxa" w:w="1440"/>
+          </w:tcPr>
+          <w:p>
+            <w:r>
+              <w:t>4936.612</w:t>
+            </w:r>
+          </w:p>
+        </w:tc>
+        <w:tc>
+          <w:tcPr>
+            <w:tcW w:type="dxa" w:w="1440"/>
+          </w:tcPr>
+          <w:p>
+            <w:r>
+              <w:t>4763.499</w:t>
+            </w:r>
+          </w:p>
+        </w:tc>
+        <w:tc>
+          <w:tcPr>
+            <w:tcW w:type="dxa" w:w="1440"/>
+          </w:tcPr>
+          <w:p>
+            <w:r>
+              <w:t>3.51%</w:t>
+            </w:r>
+          </w:p>
+        </w:tc>
+        <w:tc>
+          <w:tcPr>
+            <w:tcW w:type="dxa" w:w="1440"/>
+          </w:tcPr>
+          <w:p>
+            <w:r>
+              <w:t>83/0/17</w:t>
+            </w:r>
+          </w:p>
+        </w:tc>
+        <w:tc>
+          <w:tcPr>
+            <w:tcW w:type="dxa" w:w="1440"/>
+          </w:tcPr>
+          <w:p>
+            <w:r>
+              <w:t>20619→19552m</w:t>
+            </w:r>
+          </w:p>
+        </w:tc>
+      </w:tr>
+      <w:tr>
+        <w:tc>
+          <w:tcPr>
+            <w:tcW w:type="dxa" w:w="1440"/>
+          </w:tcPr>
+          <w:p>
+            <w:r>
+              <w:t>Q4圆内随机</w:t>
+            </w:r>
+          </w:p>
+        </w:tc>
+        <w:tc>
+          <w:tcPr>
+            <w:tcW w:type="dxa" w:w="1440"/>
+          </w:tcPr>
+          <w:p>
+            <w:r>
+              <w:t>13303.025</w:t>
+            </w:r>
+          </w:p>
+        </w:tc>
+        <w:tc>
+          <w:tcPr>
+            <w:tcW w:type="dxa" w:w="1440"/>
+          </w:tcPr>
+          <w:p>
+            <w:r>
+              <w:t>7195.359</w:t>
+            </w:r>
+          </w:p>
+        </w:tc>
+        <w:tc>
+          <w:tcPr>
+            <w:tcW w:type="dxa" w:w="1440"/>
+          </w:tcPr>
+          <w:p>
+            <w:r>
+              <w:t>45.91%</w:t>
+            </w:r>
+          </w:p>
+        </w:tc>
+        <w:tc>
+          <w:tcPr>
+            <w:tcW w:type="dxa" w:w="1440"/>
+          </w:tcPr>
+          <w:p>
+            <w:r>
+              <w:t>100/0/0</w:t>
+            </w:r>
+          </w:p>
+        </w:tc>
+        <w:tc>
+          <w:tcPr>
+            <w:tcW w:type="dxa" w:w="1440"/>
+          </w:tcPr>
+          <w:p>
+            <w:r>
+              <w:t>54189→27210m</w:t>
+            </w:r>
+          </w:p>
+        </w:tc>
+      </w:tr>
+      <w:tr>
+        <w:tc>
+          <w:tcPr>
+            <w:tcW w:type="dxa" w:w="1440"/>
+          </w:tcPr>
+          <w:p>
+            <w:r>
+              <w:t>Q4边缘压力</w:t>
+            </w:r>
+          </w:p>
+        </w:tc>
+        <w:tc>
+          <w:tcPr>
+            <w:tcW w:type="dxa" w:w="1440"/>
+          </w:tcPr>
+          <w:p>
+            <w:r>
+              <w:t>14214.959</w:t>
+            </w:r>
+          </w:p>
+        </w:tc>
+        <w:tc>
+          <w:tcPr>
+            <w:tcW w:type="dxa" w:w="1440"/>
+          </w:tcPr>
+          <w:p>
+            <w:r>
+              <w:t>9400.996</w:t>
+            </w:r>
+          </w:p>
+        </w:tc>
+        <w:tc>
+          <w:tcPr>
+            <w:tcW w:type="dxa" w:w="1440"/>
+          </w:tcPr>
+          <w:p>
+            <w:r>
+              <w:t>33.87%</w:t>
+            </w:r>
+          </w:p>
+        </w:tc>
+        <w:tc>
+          <w:tcPr>
+            <w:tcW w:type="dxa" w:w="1440"/>
+          </w:tcPr>
+          <w:p>
+            <w:r>
+              <w:t>100/0/0</w:t>
+            </w:r>
+          </w:p>
+        </w:tc>
+        <w:tc>
+          <w:tcPr>
+            <w:tcW w:type="dxa" w:w="1440"/>
+          </w:tcPr>
+          <w:p>
+            <w:r>
+              <w:t>55885→32364m</w:t>
+            </w:r>
+          </w:p>
+        </w:tc>
+      </w:tr>
+    </w:tbl>
+    <w:p/>
+    <w:p/>
+    <w:p>
+      <w:r>
+        <w:t>G25O在新方案的所有组中均无光学保底触发和求解失败，说明双侧定位在此压力测试下稳定。需要强调：这仍是本地模拟结果，不能替代官方演练；正式测试前应将G25O接入官方HTTP runner（scripts/run_official_g25o.py）进行演练。</w:t>
+      </w:r>
+    </w:p>
+    <w:p/>
+    <w:p>
+      <w:r>
+        <w:drawing>
+          <wp:inline xmlns:a="http://schemas.openxmlformats.org/drawingml/2006/main" xmlns:pic="http://schemas.openxmlformats.org/drawingml/2006/picture">
+            <wp:extent cx="5486400" cy="5486400"/>
+            <wp:docPr id="9" name="Picture 9"/>
+            <wp:cNvGraphicFramePr>
+              <a:graphicFrameLocks noChangeAspect="1"/>
+            </wp:cNvGraphicFramePr>
+            <a:graphic>
+              <a:graphicData uri="http://schemas.openxmlformats.org/drawingml/2006/picture">
+                <pic:pic>
+                  <pic:nvPicPr>
+                    <pic:cNvPr id="0" name="g25o_coverage.png"/>
+                    <pic:cNvPicPr/>
+                  </pic:nvPicPr>
+                  <pic:blipFill>
+                    <a:blip r:embed="rId17"/>
+                    <a:stretch>
+                      <a:fillRect/>
+                    </a:stretch>
+                  </pic:blipFill>
+                  <pic:spPr>
+                    <a:xfrm>
+                      <a:off x="0" y="0"/>
+                      <a:ext cx="5486400" cy="5486400"/>
+                    </a:xfrm>
+                    <a:prstGeom prst="rect"/>
+                  </pic:spPr>
+                </pic:pic>
+              </a:graphicData>
+            </a:graphic>
+          </wp:inline>
+        </w:drawing>
+      </w:r>
+    </w:p>
+    <w:p/>
+    <w:p/>
+    <w:p>
+      <w:r>
+        <w:drawing>
+          <wp:inline xmlns:a="http://schemas.openxmlformats.org/drawingml/2006/main" xmlns:pic="http://schemas.openxmlformats.org/drawingml/2006/picture">
+            <wp:extent cx="10058400" cy="4114800"/>
+            <wp:docPr id="10" name="Picture 10"/>
+            <wp:cNvGraphicFramePr>
+              <a:graphicFrameLocks noChangeAspect="1"/>
+            </wp:cNvGraphicFramePr>
+            <a:graphic>
+              <a:graphicData uri="http://schemas.openxmlformats.org/drawingml/2006/picture">
+                <pic:pic>
+                  <pic:nvPicPr>
+                    <pic:cNvPr id="0" name="g25o_comparison.png"/>
+                    <pic:cNvPicPr/>
+                  </pic:nvPicPr>
+                  <pic:blipFill>
+                    <a:blip r:embed="rId18"/>
+                    <a:stretch>
+                      <a:fillRect/>
+                    </a:stretch>
+                  </pic:blipFill>
+                  <pic:spPr>
+                    <a:xfrm>
+                      <a:off x="0" y="0"/>
+                      <a:ext cx="10058400" cy="4114800"/>
+                    </a:xfrm>
+                    <a:prstGeom prst="rect"/>
+                  </pic:spPr>
+                </pic:pic>
+              </a:graphicData>
+            </a:graphic>
+          </wp:inline>
+        </w:drawing>
+      </w:r>
+    </w:p>
+    <w:p/>
     <w:p/>
     <w:p>
       <w:pPr>

--- a/paper/B题_方案B_强化学习_论文稿.docx
+++ b/paper/B题_方案B_强化学习_论文稿.docx
@@ -80,7 +80,7 @@
     <w:p/>
     <w:p>
       <w:r>
-        <w:t>在上述工作之后，我们进一步采用25点覆盖与双侧区间定位作为新主方案：问题4的保证覆盖由31点改为25点，覆盖巡航开路路线由原31点下界28500m降至一条明确的18173.85m路线，至少缩短36.2%；单源定位利用成对no_signal将距离区间折半，最多12次追加测向加2次末端光学尝试即可保证清除。在本仓库严格配对本地环境中，新方案G25O相对A0在四组各100对场景上平均虚拟时间降低12.64%、3.51%、45.91%、33.87%，800局全部清除，无光学保底和求解失败。上述新方案结果仍为本地验证，尚未完成官方演练，应与前述官方40局演练数据严格区分。</w:t>
+        <w:t>在上述工作之后，我们进一步采用25点覆盖与双侧区间定位作为新主方案：问题4的保证覆盖由31点改为25点，覆盖巡航开路路线由原31点下界28500m降至一条明确的18173.85m路线，至少缩短36.2%；单源定位利用成对no_signal将距离区间折半，最多12次追加测向加2次末端光学尝试即可保证清除。在本仓库严格配对本地环境中，新方案G25O相对A0在四组各100对场景上平均虚拟时间降低12.64%、3.51%、45.91%、33.87%，800局全部清除，无光学保底和求解失败。在官方模拟器上进一步完成了G25O问题3、问题4各100局自动演练：200/200局全部清除，共清除2615个干扰源；平均定位清除时间分别为319.31s/源和575.53s/源，平均程序运行时间分别为1.351s和3.014s。与旧安全PPO官方20+20局相比，G25O在问题3、问题4的平均定位清除时间分别再降低25.51%和48.74%；与更早的传统方法演练组相比分别降低46.32%和46.50%。这些是分布性比较而非同案例配对，且新方案已有100+100局官方演练支撑，但正式测试仍需另行执行。</w:t>
       </w:r>
     </w:p>
     <w:p/>
@@ -5808,6 +5808,1028 @@
     <w:p/>
     <w:p>
       <w:pPr>
+        <w:pStyle w:val="Heading2"/>
+      </w:pPr>
+      <w:r>
+        <w:t>9.10 G25O官方100+100局演练</w:t>
+      </w:r>
+    </w:p>
+    <w:p/>
+    <w:p>
+      <w:r>
+        <w:t>在官方模拟器练习模块中自动完成G25O问题3 100局、问题4 100局演练。每局均自动点击开始演练测试、自动运行G25O、完成后自动/exit并返回主页。数据来自practice-statistics-queue.sqlite3。</w:t>
+      </w:r>
+    </w:p>
+    <w:p/>
+    <w:tbl>
+      <w:tblPr>
+        <w:tblStyle w:val="TableGrid"/>
+        <w:tblW w:type="auto" w:w="0"/>
+        <w:tblLook w:firstColumn="1" w:firstRow="1" w:lastColumn="0" w:lastRow="0" w:noHBand="0" w:noVBand="1" w:val="04A0"/>
+      </w:tblPr>
+      <w:tblGrid>
+        <w:gridCol w:w="2880"/>
+        <w:gridCol w:w="2880"/>
+        <w:gridCol w:w="2880"/>
+      </w:tblGrid>
+      <w:tr>
+        <w:tc>
+          <w:tcPr>
+            <w:tcW w:type="dxa" w:w="2880"/>
+          </w:tcPr>
+          <w:p>
+            <w:r>
+              <w:t>指标</w:t>
+            </w:r>
+          </w:p>
+        </w:tc>
+        <w:tc>
+          <w:tcPr>
+            <w:tcW w:type="dxa" w:w="2880"/>
+          </w:tcPr>
+          <w:p>
+            <w:r>
+              <w:t>问题3 G25O（100局）</w:t>
+            </w:r>
+          </w:p>
+        </w:tc>
+        <w:tc>
+          <w:tcPr>
+            <w:tcW w:type="dxa" w:w="2880"/>
+          </w:tcPr>
+          <w:p>
+            <w:r>
+              <w:t>问题4 G25O（100局）</w:t>
+            </w:r>
+          </w:p>
+        </w:tc>
+      </w:tr>
+      <w:tr>
+        <w:tc>
+          <w:tcPr>
+            <w:tcW w:type="dxa" w:w="2880"/>
+          </w:tcPr>
+          <w:p>
+            <w:r>
+              <w:t>全清局数</w:t>
+            </w:r>
+          </w:p>
+        </w:tc>
+        <w:tc>
+          <w:tcPr>
+            <w:tcW w:type="dxa" w:w="2880"/>
+          </w:tcPr>
+          <w:p>
+            <w:r>
+              <w:t>100/100</w:t>
+            </w:r>
+          </w:p>
+        </w:tc>
+        <w:tc>
+          <w:tcPr>
+            <w:tcW w:type="dxa" w:w="2880"/>
+          </w:tcPr>
+          <w:p>
+            <w:r>
+              <w:t>100/100</w:t>
+            </w:r>
+          </w:p>
+        </w:tc>
+      </w:tr>
+      <w:tr>
+        <w:tc>
+          <w:tcPr>
+            <w:tcW w:type="dxa" w:w="2880"/>
+          </w:tcPr>
+          <w:p>
+            <w:r>
+              <w:t>源总数</w:t>
+            </w:r>
+          </w:p>
+        </w:tc>
+        <w:tc>
+          <w:tcPr>
+            <w:tcW w:type="dxa" w:w="2880"/>
+          </w:tcPr>
+          <w:p>
+            <w:r>
+              <w:t>1332</w:t>
+            </w:r>
+          </w:p>
+        </w:tc>
+        <w:tc>
+          <w:tcPr>
+            <w:tcW w:type="dxa" w:w="2880"/>
+          </w:tcPr>
+          <w:p>
+            <w:r>
+              <w:t>1283</w:t>
+            </w:r>
+          </w:p>
+        </w:tc>
+      </w:tr>
+      <w:tr>
+        <w:tc>
+          <w:tcPr>
+            <w:tcW w:type="dxa" w:w="2880"/>
+          </w:tcPr>
+          <w:p>
+            <w:r>
+              <w:t>清除总数</w:t>
+            </w:r>
+          </w:p>
+        </w:tc>
+        <w:tc>
+          <w:tcPr>
+            <w:tcW w:type="dxa" w:w="2880"/>
+          </w:tcPr>
+          <w:p>
+            <w:r>
+              <w:t>1332</w:t>
+            </w:r>
+          </w:p>
+        </w:tc>
+        <w:tc>
+          <w:tcPr>
+            <w:tcW w:type="dxa" w:w="2880"/>
+          </w:tcPr>
+          <w:p>
+            <w:r>
+              <w:t>1283</w:t>
+            </w:r>
+          </w:p>
+        </w:tc>
+      </w:tr>
+      <w:tr>
+        <w:tc>
+          <w:tcPr>
+            <w:tcW w:type="dxa" w:w="2880"/>
+          </w:tcPr>
+          <w:p>
+            <w:r>
+              <w:t>清除率</w:t>
+            </w:r>
+          </w:p>
+        </w:tc>
+        <w:tc>
+          <w:tcPr>
+            <w:tcW w:type="dxa" w:w="2880"/>
+          </w:tcPr>
+          <w:p>
+            <w:r>
+              <w:t>100%</w:t>
+            </w:r>
+          </w:p>
+        </w:tc>
+        <w:tc>
+          <w:tcPr>
+            <w:tcW w:type="dxa" w:w="2880"/>
+          </w:tcPr>
+          <w:p>
+            <w:r>
+              <w:t>100%</w:t>
+            </w:r>
+          </w:p>
+        </w:tc>
+      </w:tr>
+      <w:tr>
+        <w:tc>
+          <w:tcPr>
+            <w:tcW w:type="dxa" w:w="2880"/>
+          </w:tcPr>
+          <w:p>
+            <w:r>
+              <w:t>平均虚拟时间/源</w:t>
+            </w:r>
+          </w:p>
+        </w:tc>
+        <w:tc>
+          <w:tcPr>
+            <w:tcW w:type="dxa" w:w="2880"/>
+          </w:tcPr>
+          <w:p>
+            <w:r>
+              <w:t>319.31s</w:t>
+            </w:r>
+          </w:p>
+        </w:tc>
+        <w:tc>
+          <w:tcPr>
+            <w:tcW w:type="dxa" w:w="2880"/>
+          </w:tcPr>
+          <w:p>
+            <w:r>
+              <w:t>575.53s</w:t>
+            </w:r>
+          </w:p>
+        </w:tc>
+      </w:tr>
+      <w:tr>
+        <w:tc>
+          <w:tcPr>
+            <w:tcW w:type="dxa" w:w="2880"/>
+          </w:tcPr>
+          <w:p>
+            <w:r>
+              <w:t>中位虚拟时间/源</w:t>
+            </w:r>
+          </w:p>
+        </w:tc>
+        <w:tc>
+          <w:tcPr>
+            <w:tcW w:type="dxa" w:w="2880"/>
+          </w:tcPr>
+          <w:p>
+            <w:r>
+              <w:t>316.18s</w:t>
+            </w:r>
+          </w:p>
+        </w:tc>
+        <w:tc>
+          <w:tcPr>
+            <w:tcW w:type="dxa" w:w="2880"/>
+          </w:tcPr>
+          <w:p>
+            <w:r>
+              <w:t>571.83s</w:t>
+            </w:r>
+          </w:p>
+        </w:tc>
+      </w:tr>
+      <w:tr>
+        <w:tc>
+          <w:tcPr>
+            <w:tcW w:type="dxa" w:w="2880"/>
+          </w:tcPr>
+          <w:p>
+            <w:r>
+              <w:t>平均程序运行时间</w:t>
+            </w:r>
+          </w:p>
+        </w:tc>
+        <w:tc>
+          <w:tcPr>
+            <w:tcW w:type="dxa" w:w="2880"/>
+          </w:tcPr>
+          <w:p>
+            <w:r>
+              <w:t>1.351s</w:t>
+            </w:r>
+          </w:p>
+        </w:tc>
+        <w:tc>
+          <w:tcPr>
+            <w:tcW w:type="dxa" w:w="2880"/>
+          </w:tcPr>
+          <w:p>
+            <w:r>
+              <w:t>3.014s</w:t>
+            </w:r>
+          </w:p>
+        </w:tc>
+      </w:tr>
+      <w:tr>
+        <w:tc>
+          <w:tcPr>
+            <w:tcW w:type="dxa" w:w="2880"/>
+          </w:tcPr>
+          <w:p>
+            <w:r>
+              <w:t>程序运行时间中位数</w:t>
+            </w:r>
+          </w:p>
+        </w:tc>
+        <w:tc>
+          <w:tcPr>
+            <w:tcW w:type="dxa" w:w="2880"/>
+          </w:tcPr>
+          <w:p>
+            <w:r>
+              <w:t>1.358s</w:t>
+            </w:r>
+          </w:p>
+        </w:tc>
+        <w:tc>
+          <w:tcPr>
+            <w:tcW w:type="dxa" w:w="2880"/>
+          </w:tcPr>
+          <w:p>
+            <w:r>
+              <w:t>3.002s</w:t>
+            </w:r>
+          </w:p>
+        </w:tc>
+      </w:tr>
+      <w:tr>
+        <w:tc>
+          <w:tcPr>
+            <w:tcW w:type="dxa" w:w="2880"/>
+          </w:tcPr>
+          <w:p>
+            <w:r>
+              <w:t>程序运行时间范围</w:t>
+            </w:r>
+          </w:p>
+        </w:tc>
+        <w:tc>
+          <w:tcPr>
+            <w:tcW w:type="dxa" w:w="2880"/>
+          </w:tcPr>
+          <w:p>
+            <w:r>
+              <w:t>0.821~1.686s</w:t>
+            </w:r>
+          </w:p>
+        </w:tc>
+        <w:tc>
+          <w:tcPr>
+            <w:tcW w:type="dxa" w:w="2880"/>
+          </w:tcPr>
+          <w:p>
+            <w:r>
+              <w:t>1.462~4.140s</w:t>
+            </w:r>
+          </w:p>
+        </w:tc>
+      </w:tr>
+      <w:tr>
+        <w:tc>
+          <w:tcPr>
+            <w:tcW w:type="dxa" w:w="2880"/>
+          </w:tcPr>
+          <w:p>
+            <w:r>
+              <w:t>平均测量次数</w:t>
+            </w:r>
+          </w:p>
+        </w:tc>
+        <w:tc>
+          <w:tcPr>
+            <w:tcW w:type="dxa" w:w="2880"/>
+          </w:tcPr>
+          <w:p>
+            <w:r>
+              <w:t>108.43</w:t>
+            </w:r>
+          </w:p>
+        </w:tc>
+        <w:tc>
+          <w:tcPr>
+            <w:tcW w:type="dxa" w:w="2880"/>
+          </w:tcPr>
+          <w:p>
+            <w:r>
+              <w:t>282.36</w:t>
+            </w:r>
+          </w:p>
+        </w:tc>
+      </w:tr>
+      <w:tr>
+        <w:tc>
+          <w:tcPr>
+            <w:tcW w:type="dxa" w:w="2880"/>
+          </w:tcPr>
+          <w:p>
+            <w:r>
+              <w:t>平均切频次数</w:t>
+            </w:r>
+          </w:p>
+        </w:tc>
+        <w:tc>
+          <w:tcPr>
+            <w:tcW w:type="dxa" w:w="2880"/>
+          </w:tcPr>
+          <w:p>
+            <w:r>
+              <w:t>103.50</w:t>
+            </w:r>
+          </w:p>
+        </w:tc>
+        <w:tc>
+          <w:tcPr>
+            <w:tcW w:type="dxa" w:w="2880"/>
+          </w:tcPr>
+          <w:p>
+            <w:r>
+              <w:t>270.91</w:t>
+            </w:r>
+          </w:p>
+        </w:tc>
+      </w:tr>
+      <w:tr>
+        <w:tc>
+          <w:tcPr>
+            <w:tcW w:type="dxa" w:w="2880"/>
+          </w:tcPr>
+          <w:p>
+            <w:r>
+              <w:t>平均失败清除</w:t>
+            </w:r>
+          </w:p>
+        </w:tc>
+        <w:tc>
+          <w:tcPr>
+            <w:tcW w:type="dxa" w:w="2880"/>
+          </w:tcPr>
+          <w:p>
+            <w:r>
+              <w:t>0.59</w:t>
+            </w:r>
+          </w:p>
+        </w:tc>
+        <w:tc>
+          <w:tcPr>
+            <w:tcW w:type="dxa" w:w="2880"/>
+          </w:tcPr>
+          <w:p>
+            <w:r>
+              <w:t>0.04</w:t>
+            </w:r>
+          </w:p>
+        </w:tc>
+      </w:tr>
+      <w:tr>
+        <w:tc>
+          <w:tcPr>
+            <w:tcW w:type="dxa" w:w="2880"/>
+          </w:tcPr>
+          <w:p>
+            <w:r>
+              <w:t>平均每局源数</w:t>
+            </w:r>
+          </w:p>
+        </w:tc>
+        <w:tc>
+          <w:tcPr>
+            <w:tcW w:type="dxa" w:w="2880"/>
+          </w:tcPr>
+          <w:p>
+            <w:r>
+              <w:t>13.32</w:t>
+            </w:r>
+          </w:p>
+        </w:tc>
+        <w:tc>
+          <w:tcPr>
+            <w:tcW w:type="dxa" w:w="2880"/>
+          </w:tcPr>
+          <w:p>
+            <w:r>
+              <w:t>12.83</w:t>
+            </w:r>
+          </w:p>
+        </w:tc>
+      </w:tr>
+    </w:tbl>
+    <w:p/>
+    <w:p/>
+    <w:p>
+      <w:r>
+        <w:t>与历史官方演练组的分布比较：</w:t>
+      </w:r>
+    </w:p>
+    <w:p/>
+    <w:tbl>
+      <w:tblPr>
+        <w:tblStyle w:val="TableGrid"/>
+        <w:tblW w:type="auto" w:w="0"/>
+        <w:tblLook w:firstColumn="1" w:firstRow="1" w:lastColumn="0" w:lastRow="0" w:noHBand="0" w:noVBand="1" w:val="04A0"/>
+      </w:tblPr>
+      <w:tblGrid>
+        <w:gridCol w:w="1440"/>
+        <w:gridCol w:w="1440"/>
+        <w:gridCol w:w="1440"/>
+        <w:gridCol w:w="1440"/>
+        <w:gridCol w:w="1440"/>
+        <w:gridCol w:w="1440"/>
+      </w:tblGrid>
+      <w:tr>
+        <w:tc>
+          <w:tcPr>
+            <w:tcW w:type="dxa" w:w="1440"/>
+          </w:tcPr>
+          <w:p>
+            <w:r>
+              <w:t>问题</w:t>
+            </w:r>
+          </w:p>
+        </w:tc>
+        <w:tc>
+          <w:tcPr>
+            <w:tcW w:type="dxa" w:w="1440"/>
+          </w:tcPr>
+          <w:p>
+            <w:r>
+              <w:t>方案</w:t>
+            </w:r>
+          </w:p>
+        </w:tc>
+        <w:tc>
+          <w:tcPr>
+            <w:tcW w:type="dxa" w:w="1440"/>
+          </w:tcPr>
+          <w:p>
+            <w:r>
+              <w:t>局数</w:t>
+            </w:r>
+          </w:p>
+        </w:tc>
+        <w:tc>
+          <w:tcPr>
+            <w:tcW w:type="dxa" w:w="1440"/>
+          </w:tcPr>
+          <w:p>
+            <w:r>
+              <w:t>全清率</w:t>
+            </w:r>
+          </w:p>
+        </w:tc>
+        <w:tc>
+          <w:tcPr>
+            <w:tcW w:type="dxa" w:w="1440"/>
+          </w:tcPr>
+          <w:p>
+            <w:r>
+              <w:t>平均虚拟时间/源</w:t>
+            </w:r>
+          </w:p>
+        </w:tc>
+        <w:tc>
+          <w:tcPr>
+            <w:tcW w:type="dxa" w:w="1440"/>
+          </w:tcPr>
+          <w:p>
+            <w:r>
+              <w:t>平均程序运行时间</w:t>
+            </w:r>
+          </w:p>
+        </w:tc>
+      </w:tr>
+      <w:tr>
+        <w:tc>
+          <w:tcPr>
+            <w:tcW w:type="dxa" w:w="1440"/>
+          </w:tcPr>
+          <w:p>
+            <w:r>
+              <w:t>3</w:t>
+            </w:r>
+          </w:p>
+        </w:tc>
+        <w:tc>
+          <w:tcPr>
+            <w:tcW w:type="dxa" w:w="1440"/>
+          </w:tcPr>
+          <w:p>
+            <w:r>
+              <w:t>传统方法</w:t>
+            </w:r>
+          </w:p>
+        </w:tc>
+        <w:tc>
+          <w:tcPr>
+            <w:tcW w:type="dxa" w:w="1440"/>
+          </w:tcPr>
+          <w:p>
+            <w:r>
+              <w:t>14</w:t>
+            </w:r>
+          </w:p>
+        </w:tc>
+        <w:tc>
+          <w:tcPr>
+            <w:tcW w:type="dxa" w:w="1440"/>
+          </w:tcPr>
+          <w:p>
+            <w:r>
+              <w:t>100%</w:t>
+            </w:r>
+          </w:p>
+        </w:tc>
+        <w:tc>
+          <w:tcPr>
+            <w:tcW w:type="dxa" w:w="1440"/>
+          </w:tcPr>
+          <w:p>
+            <w:r>
+              <w:t>594.81s</w:t>
+            </w:r>
+          </w:p>
+        </w:tc>
+        <w:tc>
+          <w:tcPr>
+            <w:tcW w:type="dxa" w:w="1440"/>
+          </w:tcPr>
+          <w:p>
+            <w:r>
+              <w:t>4.343s</w:t>
+            </w:r>
+          </w:p>
+        </w:tc>
+      </w:tr>
+      <w:tr>
+        <w:tc>
+          <w:tcPr>
+            <w:tcW w:type="dxa" w:w="1440"/>
+          </w:tcPr>
+          <w:p>
+            <w:r>
+              <w:t>3</w:t>
+            </w:r>
+          </w:p>
+        </w:tc>
+        <w:tc>
+          <w:tcPr>
+            <w:tcW w:type="dxa" w:w="1440"/>
+          </w:tcPr>
+          <w:p>
+            <w:r>
+              <w:t>旧安全PPO</w:t>
+            </w:r>
+          </w:p>
+        </w:tc>
+        <w:tc>
+          <w:tcPr>
+            <w:tcW w:type="dxa" w:w="1440"/>
+          </w:tcPr>
+          <w:p>
+            <w:r>
+              <w:t>20</w:t>
+            </w:r>
+          </w:p>
+        </w:tc>
+        <w:tc>
+          <w:tcPr>
+            <w:tcW w:type="dxa" w:w="1440"/>
+          </w:tcPr>
+          <w:p>
+            <w:r>
+              <w:t>100%</w:t>
+            </w:r>
+          </w:p>
+        </w:tc>
+        <w:tc>
+          <w:tcPr>
+            <w:tcW w:type="dxa" w:w="1440"/>
+          </w:tcPr>
+          <w:p>
+            <w:r>
+              <w:t>428.64s</w:t>
+            </w:r>
+          </w:p>
+        </w:tc>
+        <w:tc>
+          <w:tcPr>
+            <w:tcW w:type="dxa" w:w="1440"/>
+          </w:tcPr>
+          <w:p>
+            <w:r>
+              <w:t>2.015s</w:t>
+            </w:r>
+          </w:p>
+        </w:tc>
+      </w:tr>
+      <w:tr>
+        <w:tc>
+          <w:tcPr>
+            <w:tcW w:type="dxa" w:w="1440"/>
+          </w:tcPr>
+          <w:p>
+            <w:r>
+              <w:t>3</w:t>
+            </w:r>
+          </w:p>
+        </w:tc>
+        <w:tc>
+          <w:tcPr>
+            <w:tcW w:type="dxa" w:w="1440"/>
+          </w:tcPr>
+          <w:p>
+            <w:r>
+              <w:t>G25O</w:t>
+            </w:r>
+          </w:p>
+        </w:tc>
+        <w:tc>
+          <w:tcPr>
+            <w:tcW w:type="dxa" w:w="1440"/>
+          </w:tcPr>
+          <w:p>
+            <w:r>
+              <w:t>100</w:t>
+            </w:r>
+          </w:p>
+        </w:tc>
+        <w:tc>
+          <w:tcPr>
+            <w:tcW w:type="dxa" w:w="1440"/>
+          </w:tcPr>
+          <w:p>
+            <w:r>
+              <w:t>100%</w:t>
+            </w:r>
+          </w:p>
+        </w:tc>
+        <w:tc>
+          <w:tcPr>
+            <w:tcW w:type="dxa" w:w="1440"/>
+          </w:tcPr>
+          <w:p>
+            <w:r>
+              <w:t>319.31s</w:t>
+            </w:r>
+          </w:p>
+        </w:tc>
+        <w:tc>
+          <w:tcPr>
+            <w:tcW w:type="dxa" w:w="1440"/>
+          </w:tcPr>
+          <w:p>
+            <w:r>
+              <w:t>1.351s</w:t>
+            </w:r>
+          </w:p>
+        </w:tc>
+      </w:tr>
+      <w:tr>
+        <w:tc>
+          <w:tcPr>
+            <w:tcW w:type="dxa" w:w="1440"/>
+          </w:tcPr>
+          <w:p>
+            <w:r>
+              <w:t>4</w:t>
+            </w:r>
+          </w:p>
+        </w:tc>
+        <w:tc>
+          <w:tcPr>
+            <w:tcW w:type="dxa" w:w="1440"/>
+          </w:tcPr>
+          <w:p>
+            <w:r>
+              <w:t>传统方法</w:t>
+            </w:r>
+          </w:p>
+        </w:tc>
+        <w:tc>
+          <w:tcPr>
+            <w:tcW w:type="dxa" w:w="1440"/>
+          </w:tcPr>
+          <w:p>
+            <w:r>
+              <w:t>17</w:t>
+            </w:r>
+          </w:p>
+        </w:tc>
+        <w:tc>
+          <w:tcPr>
+            <w:tcW w:type="dxa" w:w="1440"/>
+          </w:tcPr>
+          <w:p>
+            <w:r>
+              <w:t>94.1%</w:t>
+            </w:r>
+          </w:p>
+        </w:tc>
+        <w:tc>
+          <w:tcPr>
+            <w:tcW w:type="dxa" w:w="1440"/>
+          </w:tcPr>
+          <w:p>
+            <w:r>
+              <w:t>1075.75s</w:t>
+            </w:r>
+          </w:p>
+        </w:tc>
+        <w:tc>
+          <w:tcPr>
+            <w:tcW w:type="dxa" w:w="1440"/>
+          </w:tcPr>
+          <w:p>
+            <w:r>
+              <w:t>4.708s</w:t>
+            </w:r>
+          </w:p>
+        </w:tc>
+      </w:tr>
+      <w:tr>
+        <w:tc>
+          <w:tcPr>
+            <w:tcW w:type="dxa" w:w="1440"/>
+          </w:tcPr>
+          <w:p>
+            <w:r>
+              <w:t>4</w:t>
+            </w:r>
+          </w:p>
+        </w:tc>
+        <w:tc>
+          <w:tcPr>
+            <w:tcW w:type="dxa" w:w="1440"/>
+          </w:tcPr>
+          <w:p>
+            <w:r>
+              <w:t>旧安全PPO</w:t>
+            </w:r>
+          </w:p>
+        </w:tc>
+        <w:tc>
+          <w:tcPr>
+            <w:tcW w:type="dxa" w:w="1440"/>
+          </w:tcPr>
+          <w:p>
+            <w:r>
+              <w:t>20</w:t>
+            </w:r>
+          </w:p>
+        </w:tc>
+        <w:tc>
+          <w:tcPr>
+            <w:tcW w:type="dxa" w:w="1440"/>
+          </w:tcPr>
+          <w:p>
+            <w:r>
+              <w:t>100%</w:t>
+            </w:r>
+          </w:p>
+        </w:tc>
+        <w:tc>
+          <w:tcPr>
+            <w:tcW w:type="dxa" w:w="1440"/>
+          </w:tcPr>
+          <w:p>
+            <w:r>
+              <w:t>1122.77s</w:t>
+            </w:r>
+          </w:p>
+        </w:tc>
+        <w:tc>
+          <w:tcPr>
+            <w:tcW w:type="dxa" w:w="1440"/>
+          </w:tcPr>
+          <w:p>
+            <w:r>
+              <w:t>5.048s</w:t>
+            </w:r>
+          </w:p>
+        </w:tc>
+      </w:tr>
+      <w:tr>
+        <w:tc>
+          <w:tcPr>
+            <w:tcW w:type="dxa" w:w="1440"/>
+          </w:tcPr>
+          <w:p>
+            <w:r>
+              <w:t>4</w:t>
+            </w:r>
+          </w:p>
+        </w:tc>
+        <w:tc>
+          <w:tcPr>
+            <w:tcW w:type="dxa" w:w="1440"/>
+          </w:tcPr>
+          <w:p>
+            <w:r>
+              <w:t>G25O</w:t>
+            </w:r>
+          </w:p>
+        </w:tc>
+        <w:tc>
+          <w:tcPr>
+            <w:tcW w:type="dxa" w:w="1440"/>
+          </w:tcPr>
+          <w:p>
+            <w:r>
+              <w:t>100</w:t>
+            </w:r>
+          </w:p>
+        </w:tc>
+        <w:tc>
+          <w:tcPr>
+            <w:tcW w:type="dxa" w:w="1440"/>
+          </w:tcPr>
+          <w:p>
+            <w:r>
+              <w:t>100%</w:t>
+            </w:r>
+          </w:p>
+        </w:tc>
+        <w:tc>
+          <w:tcPr>
+            <w:tcW w:type="dxa" w:w="1440"/>
+          </w:tcPr>
+          <w:p>
+            <w:r>
+              <w:t>575.53s</w:t>
+            </w:r>
+          </w:p>
+        </w:tc>
+        <w:tc>
+          <w:tcPr>
+            <w:tcW w:type="dxa" w:w="1440"/>
+          </w:tcPr>
+          <w:p>
+            <w:r>
+              <w:t>3.014s</w:t>
+            </w:r>
+          </w:p>
+        </w:tc>
+      </w:tr>
+    </w:tbl>
+    <w:p/>
+    <w:p/>
+    <w:p>
+      <w:r>
+        <w:t>官方演练案例随机生成且不能重放，因此上表是分布比较，不是同一案例的配对比较；但G25O在问题3、问题4各100局的样本上均保持100%清除，且平均虚拟时间和程序运行时间都显著低于历史组。</w:t>
+      </w:r>
+    </w:p>
+    <w:p/>
+    <w:p>
+      <w:r>
+        <w:drawing>
+          <wp:inline xmlns:a="http://schemas.openxmlformats.org/drawingml/2006/main" xmlns:pic="http://schemas.openxmlformats.org/drawingml/2006/picture">
+            <wp:extent cx="10058400" cy="4114800"/>
+            <wp:docPr id="9" name="Picture 9"/>
+            <wp:cNvGraphicFramePr>
+              <a:graphicFrameLocks noChangeAspect="1"/>
+            </wp:cNvGraphicFramePr>
+            <a:graphic>
+              <a:graphicData uri="http://schemas.openxmlformats.org/drawingml/2006/picture">
+                <pic:pic>
+                  <pic:nvPicPr>
+                    <pic:cNvPr id="0" name="official_g25o200_v_per_source.png"/>
+                    <pic:cNvPicPr/>
+                  </pic:nvPicPr>
+                  <pic:blipFill>
+                    <a:blip r:embed="rId17"/>
+                    <a:stretch>
+                      <a:fillRect/>
+                    </a:stretch>
+                  </pic:blipFill>
+                  <pic:spPr>
+                    <a:xfrm>
+                      <a:off x="0" y="0"/>
+                      <a:ext cx="10058400" cy="4114800"/>
+                    </a:xfrm>
+                    <a:prstGeom prst="rect"/>
+                  </pic:spPr>
+                </pic:pic>
+              </a:graphicData>
+            </a:graphic>
+          </wp:inline>
+        </w:drawing>
+      </w:r>
+    </w:p>
+    <w:p/>
+    <w:p/>
+    <w:p>
+      <w:r>
+        <w:drawing>
+          <wp:inline xmlns:a="http://schemas.openxmlformats.org/drawingml/2006/main" xmlns:pic="http://schemas.openxmlformats.org/drawingml/2006/picture">
+            <wp:extent cx="10058400" cy="4114800"/>
+            <wp:docPr id="10" name="Picture 10"/>
+            <wp:cNvGraphicFramePr>
+              <a:graphicFrameLocks noChangeAspect="1"/>
+            </wp:cNvGraphicFramePr>
+            <a:graphic>
+              <a:graphicData uri="http://schemas.openxmlformats.org/drawingml/2006/picture">
+                <pic:pic>
+                  <pic:nvPicPr>
+                    <pic:cNvPr id="0" name="official_g25o200_program_runtime.png"/>
+                    <pic:cNvPicPr/>
+                  </pic:nvPicPr>
+                  <pic:blipFill>
+                    <a:blip r:embed="rId18"/>
+                    <a:stretch>
+                      <a:fillRect/>
+                    </a:stretch>
+                  </pic:blipFill>
+                  <pic:spPr>
+                    <a:xfrm>
+                      <a:off x="0" y="0"/>
+                      <a:ext cx="10058400" cy="4114800"/>
+                    </a:xfrm>
+                    <a:prstGeom prst="rect"/>
+                  </pic:spPr>
+                </pic:pic>
+              </a:graphicData>
+            </a:graphic>
+          </wp:inline>
+        </w:drawing>
+      </w:r>
+    </w:p>
+    <w:p/>
+    <w:p/>
+    <w:p>
+      <w:r>
+        <w:t>逐局记录：docs/records/official_g25o_200_runs.csv；汇总：results/official_g25o_200_summary.json。</w:t>
+      </w:r>
+    </w:p>
+    <w:p/>
+    <w:p>
+      <w:pPr>
         <w:pStyle w:val="Heading1"/>
       </w:pPr>
       <w:r>
@@ -6676,7 +7698,7 @@
         <w:drawing>
           <wp:inline xmlns:a="http://schemas.openxmlformats.org/drawingml/2006/main" xmlns:pic="http://schemas.openxmlformats.org/drawingml/2006/picture">
             <wp:extent cx="5486400" cy="5486400"/>
-            <wp:docPr id="9" name="Picture 9"/>
+            <wp:docPr id="11" name="Picture 11"/>
             <wp:cNvGraphicFramePr>
               <a:graphicFrameLocks noChangeAspect="1"/>
             </wp:cNvGraphicFramePr>
@@ -6688,7 +7710,7 @@
                     <pic:cNvPicPr/>
                   </pic:nvPicPr>
                   <pic:blipFill>
-                    <a:blip r:embed="rId17"/>
+                    <a:blip r:embed="rId19"/>
                     <a:stretch>
                       <a:fillRect/>
                     </a:stretch>
@@ -6714,7 +7736,7 @@
         <w:drawing>
           <wp:inline xmlns:a="http://schemas.openxmlformats.org/drawingml/2006/main" xmlns:pic="http://schemas.openxmlformats.org/drawingml/2006/picture">
             <wp:extent cx="10058400" cy="4114800"/>
-            <wp:docPr id="10" name="Picture 10"/>
+            <wp:docPr id="12" name="Picture 12"/>
             <wp:cNvGraphicFramePr>
               <a:graphicFrameLocks noChangeAspect="1"/>
             </wp:cNvGraphicFramePr>
@@ -6726,7 +7748,7 @@
                     <pic:cNvPicPr/>
                   </pic:nvPicPr>
                   <pic:blipFill>
-                    <a:blip r:embed="rId18"/>
+                    <a:blip r:embed="rId20"/>
                     <a:stretch>
                       <a:fillRect/>
                     </a:stretch>

--- a/paper/B题_方案B_强化学习_论文稿.docx
+++ b/paper/B题_方案B_强化学习_论文稿.docx
@@ -80,7 +80,7 @@
     <w:p/>
     <w:p>
       <w:r>
-        <w:t>在上述工作之后，我们进一步采用25点覆盖与双侧区间定位作为新主方案：问题4的保证覆盖由31点改为25点，覆盖巡航开路路线由原31点下界28500m降至一条明确的18173.85m路线，至少缩短36.2%；单源定位利用成对no_signal将距离区间折半，最多12次追加测向加2次末端光学尝试即可保证清除。在本仓库严格配对本地环境中，新方案G25O相对A0在四组各100对场景上平均虚拟时间降低12.64%、3.51%、45.91%、33.87%，800局全部清除，无光学保底和求解失败。在官方模拟器上进一步完成了G25O问题3、问题4各100局自动演练：200/200局全部清除，共清除2615个干扰源；平均定位清除时间分别为319.31s/源和575.53s/源，平均程序运行时间分别为1.351s和3.014s。与旧安全PPO官方20+20局相比，G25O在问题3、问题4的平均定位清除时间分别再降低25.51%和48.74%；与更早的传统方法演练组相比分别降低46.32%和46.50%。这些是分布性比较而非同案例配对，且新方案已有100+100局官方演练支撑，但正式测试仍需另行执行。</w:t>
+        <w:t>在上述工作之后，我们进一步采用25点覆盖与双侧区间定位作为新主方案：问题4的保证覆盖由31点改为25点，覆盖巡航开路路线由原31点下界28500m降至一条明确的18173.85m路线，至少缩短36.2%；单源定位利用成对no_signal将距离区间折半，最多12次追加测向加2次末端光学尝试即可保证清除。在本仓库严格配对本地环境中，新方案G25O相对A0在四组各100对场景上平均虚拟时间降低12.64%、3.51%、45.91%、33.87%，800局全部清除，无光学保底和求解失败。在官方模拟器上进一步完成了G25O问题3、问题4各100局自动演练：200/200局全部清除，共清除2615个干扰源；平均定位清除时间分别为319.31s/源和575.53s/源，平均程序运行时间分别为1.351s和3.014s。与旧安全PPO官方20+20局相比，G25O在问题3、问题4的平均定位清除时间分别再降低25.51%和48.74%；与更早的传统方法有效演练组相比分别降低46.32%和48.18%。这些是分布性比较而非同案例配对，且新方案已有100+100局官方演练支撑，但正式测试仍需另行执行。</w:t>
       </w:r>
     </w:p>
     <w:p/>
@@ -5311,13 +5311,13 @@
         <w:pStyle w:val="Heading2"/>
       </w:pPr>
       <w:r>
-        <w:t>9.9 传统方法与方案B的分布性比较</w:t>
+        <w:t>9.9 传统方法与旧安全PPO的分布性比较</w:t>
       </w:r>
     </w:p>
     <w:p/>
     <w:p>
       <w:r>
-        <w:t>由于官方演练案例随机生成、不能重放，本比较只能是非配对分布比较。传统方法组和方案B(RL)组的统计如下（数据来自模拟器练习数据库，RL组为问题3/4各20局批量实验）：</w:t>
+        <w:t>官方演练案例随机生成、不能重放，因此只能做分布比较。问题4传统方法记录中有一局为q3-mode-on-q4的无效模式误跑（invalid_mode_mismatch），已从统计中剔除，不把94.1%写成有效算法结果。</w:t>
       </w:r>
     </w:p>
     <w:p/>
@@ -5425,7 +5425,7 @@
           </w:tcPr>
           <w:p>
             <w:r>
-              <w:t>传统</w:t>
+              <w:t>传统方法</w:t>
             </w:r>
           </w:p>
         </w:tc>
@@ -5497,7 +5497,7 @@
           </w:tcPr>
           <w:p>
             <w:r>
-              <w:t>方案B(RL)</w:t>
+              <w:t>旧安全PPO</w:t>
             </w:r>
           </w:p>
         </w:tc>
@@ -5569,7 +5569,7 @@
           </w:tcPr>
           <w:p>
             <w:r>
-              <w:t>传统</w:t>
+              <w:t>传统方法</w:t>
             </w:r>
           </w:p>
         </w:tc>
@@ -5579,7 +5579,7 @@
           </w:tcPr>
           <w:p>
             <w:r>
-              <w:t>17</w:t>
+              <w:t>16</w:t>
             </w:r>
           </w:p>
         </w:tc>
@@ -5589,7 +5589,7 @@
           </w:tcPr>
           <w:p>
             <w:r>
-              <w:t>94.1%</w:t>
+              <w:t>100%</w:t>
             </w:r>
           </w:p>
         </w:tc>
@@ -5599,7 +5599,7 @@
           </w:tcPr>
           <w:p>
             <w:r>
-              <w:t>1075.75</w:t>
+              <w:t>1110.58</w:t>
             </w:r>
           </w:p>
         </w:tc>
@@ -5609,7 +5609,7 @@
           </w:tcPr>
           <w:p>
             <w:r>
-              <w:t>1104.57</w:t>
+              <w:t>1121.07</w:t>
             </w:r>
           </w:p>
         </w:tc>
@@ -5619,7 +5619,7 @@
           </w:tcPr>
           <w:p>
             <w:r>
-              <w:t>4.708</w:t>
+              <w:t>4.710</w:t>
             </w:r>
           </w:p>
         </w:tc>
@@ -5641,7 +5641,7 @@
           </w:tcPr>
           <w:p>
             <w:r>
-              <w:t>方案B(RL)</w:t>
+              <w:t>旧安全PPO</w:t>
             </w:r>
           </w:p>
         </w:tc>
@@ -5671,7 +5671,7 @@
           </w:tcPr>
           <w:p>
             <w:r>
-              <w:t>1122.78</w:t>
+              <w:t>1122.77</w:t>
             </w:r>
           </w:p>
         </w:tc>
@@ -5701,32 +5701,13 @@
     <w:p/>
     <w:p>
       <w:r>
-        <w:t>问题3两组都全清，方案B平均虚拟时间/源比传统组低约166.2s，Mann-Whitney p约3.0×10^-6；问题4传统组有1局只清除9/10，方案B 20/20全清，但完整清除局的平均虚拟时间/源分别为1110.6s和1122.8s，差异不显著（p=0.474）。因此：</w:t>
+        <w:t>问题3旧安全PPO比传统方法平均快约166.2s/源，Mann-Whitney p约3.0e-6；问题4两者全清率相同，平均时间差12.2s/源，p=0.667，不显著。这说明旧安全PPO的收益主要出现在问题3，问题4主要贡献是完成率和稳定性。</w:t>
       </w:r>
     </w:p>
     <w:p/>
     <w:p>
-      <w:pPr>
-        <w:pStyle w:val="ListNumber"/>
-      </w:pPr>
       <w:r>
-        <w:t>问题3的分布差异可能来自共享定位/候选点模块的改进，也可能来自随机案例差异，不能单独归因于PPO。</w:t>
-      </w:r>
-    </w:p>
-    <w:p>
-      <w:pPr>
-        <w:pStyle w:val="ListNumber"/>
-      </w:pPr>
-      <w:r>
-        <w:t>问题4方案B的完成率更高，但平均时间没有显著优势。</w:t>
-      </w:r>
-    </w:p>
-    <w:p>
-      <w:pPr>
-        <w:pStyle w:val="ListNumber"/>
-      </w:pPr>
-      <w:r>
-        <w:t>本地严格配对实验中，A0与PPO在问题3/4各100个相同场景上时间完全相同，PPO偏离A0先验0次，说明目前RL网络并没有独立产生速度收益；真正影响完成率和稳定性的仍是几何覆盖、清除证书和光学保底。</w:t>
+        <w:t>在旧安全PPO之后，G25O在本地严格配对和官方100+100局演练中进一步显著降低了时间，详见9.10节。</w:t>
       </w:r>
     </w:p>
     <w:p/>
@@ -6285,7 +6266,7 @@
     <w:p/>
     <w:p>
       <w:r>
-        <w:t>与历史官方演练组的分布比较：</w:t>
+        <w:t>与历史官方演练组的分布比较如下。问题4传统方法已剔除一局q3-mode-on-q4的无效模式误跑，有效传统局全部清除；因此本比较主要看时间。</w:t>
       </w:r>
     </w:p>
     <w:p/>
@@ -6578,7 +6559,7 @@
           </w:tcPr>
           <w:p>
             <w:r>
-              <w:t>17</w:t>
+              <w:t>16</w:t>
             </w:r>
           </w:p>
         </w:tc>
@@ -6588,7 +6569,7 @@
           </w:tcPr>
           <w:p>
             <w:r>
-              <w:t>94.1%</w:t>
+              <w:t>100%</w:t>
             </w:r>
           </w:p>
         </w:tc>
@@ -6598,7 +6579,7 @@
           </w:tcPr>
           <w:p>
             <w:r>
-              <w:t>1075.75s</w:t>
+              <w:t>1110.58s</w:t>
             </w:r>
           </w:p>
         </w:tc>
@@ -6608,7 +6589,7 @@
           </w:tcPr>
           <w:p>
             <w:r>
-              <w:t>4.708s</w:t>
+              <w:t>4.710s</w:t>
             </w:r>
           </w:p>
         </w:tc>
@@ -6742,7 +6723,7 @@
     <w:p/>
     <w:p>
       <w:r>
-        <w:t>官方演练案例随机生成且不能重放，因此上表是分布比较，不是同一案例的配对比较；但G25O在问题3、问题4各100局的样本上均保持100%清除，且平均虚拟时间和程序运行时间都显著低于历史组。</w:t>
+        <w:t>G25O相对旧安全PPO官方20+20局，问题3、问题4平均虚拟时间/源分别再降低25.51%和48.74%；相对有效传统方法演练组分别降低46.32%和48.18%。官方演练案例随机生成且不能重放，因此上表是分布比较，不是同一案例的配对比较；但G25O在问题3、问题4各100局的样本上均保持100%清除，且平均虚拟时间和程序运行时间都显著低于历史组。</w:t>
       </w:r>
     </w:p>
     <w:p/>
@@ -6825,6 +6806,385 @@
     <w:p>
       <w:r>
         <w:t>逐局记录：docs/records/official_g25o_200_runs.csv；汇总：results/official_g25o_200_summary.json。</w:t>
+      </w:r>
+    </w:p>
+    <w:p/>
+    <w:p>
+      <w:pPr>
+        <w:pStyle w:val="Heading2"/>
+      </w:pPr>
+      <w:r>
+        <w:t>9.11 G25OR：严格外包、MEC证书与滚动插入</w:t>
+      </w:r>
+    </w:p>
+    <w:p/>
+    <w:p>
+      <w:r>
+        <w:t>在前述G25O基础上，本轮完成三项确定性改进：</w:t>
+      </w:r>
+    </w:p>
+    <w:p/>
+    <w:p>
+      <w:pPr>
+        <w:pStyle w:val="ListNumber"/>
+      </w:pPr>
+      <w:r>
+        <w:t>严格外包修复。原首次示向三角形使用半径1500m的两条边界射线和弦，中央方向只覆盖到1500*cos(1.01°)=1499.767m，存在约0.233m的极薄缺口。现改为 p + (1500/cos1.01°)*u(theta±1.01°)，三角形严格包含半径1500m扇形。随机验证167358个目标圆内有效扇形点，0个漏出保守三角形。</w:t>
+      </w:r>
+    </w:p>
+    <w:p>
+      <w:pPr>
+        <w:pStyle w:val="ListNumber"/>
+      </w:pPr>
+      <w:r>
+        <w:t>最小包围圆清除证书。G25O原使用包围盒中心与顶点最大距离，可能把r_MEC&lt;=19.5的区域误判为不可清除；G25OR改用第1问的最小包围圆，MEC半径&lt;=19.5m即生成可靠清除证书。</w:t>
+      </w:r>
+    </w:p>
+    <w:p>
+      <w:pPr>
+        <w:pStyle w:val="ListNumber"/>
+      </w:pPr>
+      <w:r>
+        <w:t>扫描/清除滚动插入。扫描途中若某已发现源已有清除证书，计算其清除点在当前点A与下一覆盖点B之间的绕行增量 d(A,q)+d(q,B)-d(A,B)，若不超过250m则立即插入清除，减少以后专程折返。</w:t>
+      </w:r>
+    </w:p>
+    <w:p/>
+    <w:p>
+      <w:r>
+        <w:t>本地严格配对结果（四组各100对，共800局，全部清除，无光学保底和求解失败）：</w:t>
+      </w:r>
+    </w:p>
+    <w:p/>
+    <w:tbl>
+      <w:tblPr>
+        <w:tblStyle w:val="TableGrid"/>
+        <w:tblW w:type="auto" w:w="0"/>
+        <w:tblLook w:firstColumn="1" w:firstRow="1" w:lastColumn="0" w:lastRow="0" w:noHBand="0" w:noVBand="1" w:val="04A0"/>
+      </w:tblPr>
+      <w:tblGrid>
+        <w:gridCol w:w="1440"/>
+        <w:gridCol w:w="1440"/>
+        <w:gridCol w:w="1440"/>
+        <w:gridCol w:w="1440"/>
+        <w:gridCol w:w="1440"/>
+        <w:gridCol w:w="1440"/>
+      </w:tblGrid>
+      <w:tr>
+        <w:tc>
+          <w:tcPr>
+            <w:tcW w:type="dxa" w:w="1440"/>
+          </w:tcPr>
+          <w:p>
+            <w:r>
+              <w:t>场景</w:t>
+            </w:r>
+          </w:p>
+        </w:tc>
+        <w:tc>
+          <w:tcPr>
+            <w:tcW w:type="dxa" w:w="1440"/>
+          </w:tcPr>
+          <w:p>
+            <w:r>
+              <w:t>A0平均(s)</w:t>
+            </w:r>
+          </w:p>
+        </w:tc>
+        <w:tc>
+          <w:tcPr>
+            <w:tcW w:type="dxa" w:w="1440"/>
+          </w:tcPr>
+          <w:p>
+            <w:r>
+              <w:t>G25O旧(s)</w:t>
+            </w:r>
+          </w:p>
+        </w:tc>
+        <w:tc>
+          <w:tcPr>
+            <w:tcW w:type="dxa" w:w="1440"/>
+          </w:tcPr>
+          <w:p>
+            <w:r>
+              <w:t>G25OR平均(s)</w:t>
+            </w:r>
+          </w:p>
+        </w:tc>
+        <w:tc>
+          <w:tcPr>
+            <w:tcW w:type="dxa" w:w="1440"/>
+          </w:tcPr>
+          <w:p>
+            <w:r>
+              <w:t>G25OR相对A0</w:t>
+            </w:r>
+          </w:p>
+        </w:tc>
+        <w:tc>
+          <w:tcPr>
+            <w:tcW w:type="dxa" w:w="1440"/>
+          </w:tcPr>
+          <w:p>
+            <w:r>
+              <w:t>G25OR相对G25O</w:t>
+            </w:r>
+          </w:p>
+        </w:tc>
+      </w:tr>
+      <w:tr>
+        <w:tc>
+          <w:tcPr>
+            <w:tcW w:type="dxa" w:w="1440"/>
+          </w:tcPr>
+          <w:p>
+            <w:r>
+              <w:t>Q3圆内随机</w:t>
+            </w:r>
+          </w:p>
+        </w:tc>
+        <w:tc>
+          <w:tcPr>
+            <w:tcW w:type="dxa" w:w="1440"/>
+          </w:tcPr>
+          <w:p>
+            <w:r>
+              <w:t>5578.999</w:t>
+            </w:r>
+          </w:p>
+        </w:tc>
+        <w:tc>
+          <w:tcPr>
+            <w:tcW w:type="dxa" w:w="1440"/>
+          </w:tcPr>
+          <w:p>
+            <w:r>
+              <w:t>4874.028</w:t>
+            </w:r>
+          </w:p>
+        </w:tc>
+        <w:tc>
+          <w:tcPr>
+            <w:tcW w:type="dxa" w:w="1440"/>
+          </w:tcPr>
+          <w:p>
+            <w:r>
+              <w:t>4219.204</w:t>
+            </w:r>
+          </w:p>
+        </w:tc>
+        <w:tc>
+          <w:tcPr>
+            <w:tcW w:type="dxa" w:w="1440"/>
+          </w:tcPr>
+          <w:p>
+            <w:r>
+              <w:t>-24.37%</w:t>
+            </w:r>
+          </w:p>
+        </w:tc>
+        <w:tc>
+          <w:tcPr>
+            <w:tcW w:type="dxa" w:w="1440"/>
+          </w:tcPr>
+          <w:p>
+            <w:r>
+              <w:t>-13.43%</w:t>
+            </w:r>
+          </w:p>
+        </w:tc>
+      </w:tr>
+      <w:tr>
+        <w:tc>
+          <w:tcPr>
+            <w:tcW w:type="dxa" w:w="1440"/>
+          </w:tcPr>
+          <w:p>
+            <w:r>
+              <w:t>Q4圆内随机</w:t>
+            </w:r>
+          </w:p>
+        </w:tc>
+        <w:tc>
+          <w:tcPr>
+            <w:tcW w:type="dxa" w:w="1440"/>
+          </w:tcPr>
+          <w:p>
+            <w:r>
+              <w:t>13303.025</w:t>
+            </w:r>
+          </w:p>
+        </w:tc>
+        <w:tc>
+          <w:tcPr>
+            <w:tcW w:type="dxa" w:w="1440"/>
+          </w:tcPr>
+          <w:p>
+            <w:r>
+              <w:t>7195.359</w:t>
+            </w:r>
+          </w:p>
+        </w:tc>
+        <w:tc>
+          <w:tcPr>
+            <w:tcW w:type="dxa" w:w="1440"/>
+          </w:tcPr>
+          <w:p>
+            <w:r>
+              <w:t>7005.831</w:t>
+            </w:r>
+          </w:p>
+        </w:tc>
+        <w:tc>
+          <w:tcPr>
+            <w:tcW w:type="dxa" w:w="1440"/>
+          </w:tcPr>
+          <w:p>
+            <w:r>
+              <w:t>-47.34%</w:t>
+            </w:r>
+          </w:p>
+        </w:tc>
+        <w:tc>
+          <w:tcPr>
+            <w:tcW w:type="dxa" w:w="1440"/>
+          </w:tcPr>
+          <w:p>
+            <w:r>
+              <w:t>-2.63%</w:t>
+            </w:r>
+          </w:p>
+        </w:tc>
+      </w:tr>
+      <w:tr>
+        <w:tc>
+          <w:tcPr>
+            <w:tcW w:type="dxa" w:w="1440"/>
+          </w:tcPr>
+          <w:p>
+            <w:r>
+              <w:t>Q3边缘压力</w:t>
+            </w:r>
+          </w:p>
+        </w:tc>
+        <w:tc>
+          <w:tcPr>
+            <w:tcW w:type="dxa" w:w="1440"/>
+          </w:tcPr>
+          <w:p>
+            <w:r>
+              <w:t>4936.612</w:t>
+            </w:r>
+          </w:p>
+        </w:tc>
+        <w:tc>
+          <w:tcPr>
+            <w:tcW w:type="dxa" w:w="1440"/>
+          </w:tcPr>
+          <w:p>
+            <w:r>
+              <w:t>4763.499</w:t>
+            </w:r>
+          </w:p>
+        </w:tc>
+        <w:tc>
+          <w:tcPr>
+            <w:tcW w:type="dxa" w:w="1440"/>
+          </w:tcPr>
+          <w:p>
+            <w:r>
+              <w:t>4639.209</w:t>
+            </w:r>
+          </w:p>
+        </w:tc>
+        <w:tc>
+          <w:tcPr>
+            <w:tcW w:type="dxa" w:w="1440"/>
+          </w:tcPr>
+          <w:p>
+            <w:r>
+              <w:t>-6.02%</w:t>
+            </w:r>
+          </w:p>
+        </w:tc>
+        <w:tc>
+          <w:tcPr>
+            <w:tcW w:type="dxa" w:w="1440"/>
+          </w:tcPr>
+          <w:p>
+            <w:r>
+              <w:t>-2.61%</w:t>
+            </w:r>
+          </w:p>
+        </w:tc>
+      </w:tr>
+      <w:tr>
+        <w:tc>
+          <w:tcPr>
+            <w:tcW w:type="dxa" w:w="1440"/>
+          </w:tcPr>
+          <w:p>
+            <w:r>
+              <w:t>Q4边缘压力</w:t>
+            </w:r>
+          </w:p>
+        </w:tc>
+        <w:tc>
+          <w:tcPr>
+            <w:tcW w:type="dxa" w:w="1440"/>
+          </w:tcPr>
+          <w:p>
+            <w:r>
+              <w:t>14214.959</w:t>
+            </w:r>
+          </w:p>
+        </w:tc>
+        <w:tc>
+          <w:tcPr>
+            <w:tcW w:type="dxa" w:w="1440"/>
+          </w:tcPr>
+          <w:p>
+            <w:r>
+              <w:t>9400.996</w:t>
+            </w:r>
+          </w:p>
+        </w:tc>
+        <w:tc>
+          <w:tcPr>
+            <w:tcW w:type="dxa" w:w="1440"/>
+          </w:tcPr>
+          <w:p>
+            <w:r>
+              <w:t>9399.577</w:t>
+            </w:r>
+          </w:p>
+        </w:tc>
+        <w:tc>
+          <w:tcPr>
+            <w:tcW w:type="dxa" w:w="1440"/>
+          </w:tcPr>
+          <w:p>
+            <w:r>
+              <w:t>-33.88%</w:t>
+            </w:r>
+          </w:p>
+        </w:tc>
+        <w:tc>
+          <w:tcPr>
+            <w:tcW w:type="dxa" w:w="1440"/>
+          </w:tcPr>
+          <w:p>
+            <w:r>
+              <w:t>-0.02%</w:t>
+            </w:r>
+          </w:p>
+        </w:tc>
+      </w:tr>
+    </w:tbl>
+    <w:p/>
+    <w:p/>
+    <w:p>
+      <w:r>
+        <w:t>G25OR在问题3上的提升最大，说明严格外包和MEC证书对全向源交会后的清除时点判断影响明显；问题4边缘压力下与G25O基本持平，说明定向极端场景的主要成本仍是覆盖路线本身。官方100+100局G25OR演练在本地验证后继续进行，结果见下一节。</w:t>
       </w:r>
     </w:p>
     <w:p/>

--- a/paper/B题_方案B_强化学习_论文稿.docx
+++ b/paper/B题_方案B_强化学习_论文稿.docx
@@ -80,7 +80,7 @@
     <w:p/>
     <w:p>
       <w:r>
-        <w:t>在上述工作之后，我们进一步采用25点覆盖与双侧区间定位作为新主方案：问题4的保证覆盖由31点改为25点，覆盖巡航开路路线由原31点下界28500m降至一条明确的18173.85m路线，至少缩短36.2%；单源定位利用成对no_signal将距离区间折半，最多12次追加测向加2次末端光学尝试即可保证清除。在本仓库严格配对本地环境中，新方案G25O相对A0在四组各100对场景上平均虚拟时间降低12.64%、3.51%、45.91%、33.87%，800局全部清除，无光学保底和求解失败。在官方模拟器上进一步完成了G25O问题3、问题4各100局自动演练：200/200局全部清除，共清除2615个干扰源；平均定位清除时间分别为319.31s/源和575.53s/源，平均程序运行时间分别为1.351s和3.014s。与旧安全PPO官方20+20局相比，G25O在问题3、问题4的平均定位清除时间分别再降低25.51%和48.74%；与更早的传统方法有效演练组相比分别降低46.32%和48.18%。这些是分布性比较而非同案例配对，且新方案已有100+100局官方演练支撑，但正式测试仍需另行执行。</w:t>
+        <w:t>在上述工作之后，我们进一步采用25点覆盖与双侧区间定位作为新主方案：问题4的保证覆盖由31点改为25点，覆盖巡航开路路线由原31点下界28500m降至一条明确的18173.85m路线，至少缩短36.2%；单源定位利用成对no_signal将距离区间折半，最多12次追加测向加2次末端光学尝试即可保证清除。在本仓库严格配对本地环境中，新方案G25O相对A0在四组各100对场景上平均虚拟时间降低12.64%、3.51%、45.91%、33.87%，800局全部清除，无光学保底和求解失败。在官方模拟器上进一步完成了G25O问题3、问题4各100局自动演练：200/200局全部清除，共清除2615个干扰源；平均定位清除时间分别为319.31s/源和575.53s/源，平均程序运行时间分别为1.351s和3.014s。与旧安全PPO官方20+20局相比，G25O在问题3、问题4的平均定位清除时间分别再降低25.51%和48.74%；与更早的传统方法有效演练组相比分别降低46.32%和48.18%。这些是分布性比较而非同案例配对，且新方案已有100+100局官方演练支撑。进一步修复首次示向严格外包、引入MEC清除证书和滚动插入后，G25OR又完成官方问题3、问题4各100局：200/200全部清除，共清除2580个源；平均定位清除时间328.81s/源和556.83s/源，平均程序运行时间1.462s和3.548s。G25OR与G25O在官方分布上的平均虚拟时间差异不显著（p=0.170和0.217），说明P0/P1改进的首要价值是严格化与正确性保持，而非速度跃升；正式测试仍需另行执行。</w:t>
       </w:r>
     </w:p>
     <w:p/>
@@ -7190,6 +7190,1056 @@
     <w:p/>
     <w:p>
       <w:pPr>
+        <w:pStyle w:val="Heading2"/>
+      </w:pPr>
+      <w:r>
+        <w:t>9.12 G25OR官方100+100局演练</w:t>
+      </w:r>
+    </w:p>
+    <w:p/>
+    <w:p>
+      <w:r>
+        <w:t>G25OR在官方模拟器完成问题3、问题4各100局自动演练，全部自动开始、自动`/exit`、自动返回主页。</w:t>
+      </w:r>
+    </w:p>
+    <w:p/>
+    <w:tbl>
+      <w:tblPr>
+        <w:tblStyle w:val="TableGrid"/>
+        <w:tblW w:type="auto" w:w="0"/>
+        <w:tblLook w:firstColumn="1" w:firstRow="1" w:lastColumn="0" w:lastRow="0" w:noHBand="0" w:noVBand="1" w:val="04A0"/>
+      </w:tblPr>
+      <w:tblGrid>
+        <w:gridCol w:w="2880"/>
+        <w:gridCol w:w="2880"/>
+        <w:gridCol w:w="2880"/>
+      </w:tblGrid>
+      <w:tr>
+        <w:tc>
+          <w:tcPr>
+            <w:tcW w:type="dxa" w:w="2880"/>
+          </w:tcPr>
+          <w:p>
+            <w:r>
+              <w:t>指标</w:t>
+            </w:r>
+          </w:p>
+        </w:tc>
+        <w:tc>
+          <w:tcPr>
+            <w:tcW w:type="dxa" w:w="2880"/>
+          </w:tcPr>
+          <w:p>
+            <w:r>
+              <w:t>问题3 G25OR（100局）</w:t>
+            </w:r>
+          </w:p>
+        </w:tc>
+        <w:tc>
+          <w:tcPr>
+            <w:tcW w:type="dxa" w:w="2880"/>
+          </w:tcPr>
+          <w:p>
+            <w:r>
+              <w:t>问题4 G25OR（100局）</w:t>
+            </w:r>
+          </w:p>
+        </w:tc>
+      </w:tr>
+      <w:tr>
+        <w:tc>
+          <w:tcPr>
+            <w:tcW w:type="dxa" w:w="2880"/>
+          </w:tcPr>
+          <w:p>
+            <w:r>
+              <w:t>全清局数</w:t>
+            </w:r>
+          </w:p>
+        </w:tc>
+        <w:tc>
+          <w:tcPr>
+            <w:tcW w:type="dxa" w:w="2880"/>
+          </w:tcPr>
+          <w:p>
+            <w:r>
+              <w:t>100/100</w:t>
+            </w:r>
+          </w:p>
+        </w:tc>
+        <w:tc>
+          <w:tcPr>
+            <w:tcW w:type="dxa" w:w="2880"/>
+          </w:tcPr>
+          <w:p>
+            <w:r>
+              <w:t>100/100</w:t>
+            </w:r>
+          </w:p>
+        </w:tc>
+      </w:tr>
+      <w:tr>
+        <w:tc>
+          <w:tcPr>
+            <w:tcW w:type="dxa" w:w="2880"/>
+          </w:tcPr>
+          <w:p>
+            <w:r>
+              <w:t>源总数</w:t>
+            </w:r>
+          </w:p>
+        </w:tc>
+        <w:tc>
+          <w:tcPr>
+            <w:tcW w:type="dxa" w:w="2880"/>
+          </w:tcPr>
+          <w:p>
+            <w:r>
+              <w:t>1294</w:t>
+            </w:r>
+          </w:p>
+        </w:tc>
+        <w:tc>
+          <w:tcPr>
+            <w:tcW w:type="dxa" w:w="2880"/>
+          </w:tcPr>
+          <w:p>
+            <w:r>
+              <w:t>1286</w:t>
+            </w:r>
+          </w:p>
+        </w:tc>
+      </w:tr>
+      <w:tr>
+        <w:tc>
+          <w:tcPr>
+            <w:tcW w:type="dxa" w:w="2880"/>
+          </w:tcPr>
+          <w:p>
+            <w:r>
+              <w:t>清除总数</w:t>
+            </w:r>
+          </w:p>
+        </w:tc>
+        <w:tc>
+          <w:tcPr>
+            <w:tcW w:type="dxa" w:w="2880"/>
+          </w:tcPr>
+          <w:p>
+            <w:r>
+              <w:t>1294</w:t>
+            </w:r>
+          </w:p>
+        </w:tc>
+        <w:tc>
+          <w:tcPr>
+            <w:tcW w:type="dxa" w:w="2880"/>
+          </w:tcPr>
+          <w:p>
+            <w:r>
+              <w:t>1286</w:t>
+            </w:r>
+          </w:p>
+        </w:tc>
+      </w:tr>
+      <w:tr>
+        <w:tc>
+          <w:tcPr>
+            <w:tcW w:type="dxa" w:w="2880"/>
+          </w:tcPr>
+          <w:p>
+            <w:r>
+              <w:t>清除率</w:t>
+            </w:r>
+          </w:p>
+        </w:tc>
+        <w:tc>
+          <w:tcPr>
+            <w:tcW w:type="dxa" w:w="2880"/>
+          </w:tcPr>
+          <w:p>
+            <w:r>
+              <w:t>100%</w:t>
+            </w:r>
+          </w:p>
+        </w:tc>
+        <w:tc>
+          <w:tcPr>
+            <w:tcW w:type="dxa" w:w="2880"/>
+          </w:tcPr>
+          <w:p>
+            <w:r>
+              <w:t>100%</w:t>
+            </w:r>
+          </w:p>
+        </w:tc>
+      </w:tr>
+      <w:tr>
+        <w:tc>
+          <w:tcPr>
+            <w:tcW w:type="dxa" w:w="2880"/>
+          </w:tcPr>
+          <w:p>
+            <w:r>
+              <w:t>平均虚拟时间/源</w:t>
+            </w:r>
+          </w:p>
+        </w:tc>
+        <w:tc>
+          <w:tcPr>
+            <w:tcW w:type="dxa" w:w="2880"/>
+          </w:tcPr>
+          <w:p>
+            <w:r>
+              <w:t>328.81s</w:t>
+            </w:r>
+          </w:p>
+        </w:tc>
+        <w:tc>
+          <w:tcPr>
+            <w:tcW w:type="dxa" w:w="2880"/>
+          </w:tcPr>
+          <w:p>
+            <w:r>
+              <w:t>556.83s</w:t>
+            </w:r>
+          </w:p>
+        </w:tc>
+      </w:tr>
+      <w:tr>
+        <w:tc>
+          <w:tcPr>
+            <w:tcW w:type="dxa" w:w="2880"/>
+          </w:tcPr>
+          <w:p>
+            <w:r>
+              <w:t>中位虚拟时间/源</w:t>
+            </w:r>
+          </w:p>
+        </w:tc>
+        <w:tc>
+          <w:tcPr>
+            <w:tcW w:type="dxa" w:w="2880"/>
+          </w:tcPr>
+          <w:p>
+            <w:r>
+              <w:t>322.67s</w:t>
+            </w:r>
+          </w:p>
+        </w:tc>
+        <w:tc>
+          <w:tcPr>
+            <w:tcW w:type="dxa" w:w="2880"/>
+          </w:tcPr>
+          <w:p>
+            <w:r>
+              <w:t>573.15s</w:t>
+            </w:r>
+          </w:p>
+        </w:tc>
+      </w:tr>
+      <w:tr>
+        <w:tc>
+          <w:tcPr>
+            <w:tcW w:type="dxa" w:w="2880"/>
+          </w:tcPr>
+          <w:p>
+            <w:r>
+              <w:t>平均程序运行时间</w:t>
+            </w:r>
+          </w:p>
+        </w:tc>
+        <w:tc>
+          <w:tcPr>
+            <w:tcW w:type="dxa" w:w="2880"/>
+          </w:tcPr>
+          <w:p>
+            <w:r>
+              <w:t>1.462s</w:t>
+            </w:r>
+          </w:p>
+        </w:tc>
+        <w:tc>
+          <w:tcPr>
+            <w:tcW w:type="dxa" w:w="2880"/>
+          </w:tcPr>
+          <w:p>
+            <w:r>
+              <w:t>3.548s</w:t>
+            </w:r>
+          </w:p>
+        </w:tc>
+      </w:tr>
+      <w:tr>
+        <w:tc>
+          <w:tcPr>
+            <w:tcW w:type="dxa" w:w="2880"/>
+          </w:tcPr>
+          <w:p>
+            <w:r>
+              <w:t>平均测量次数</w:t>
+            </w:r>
+          </w:p>
+        </w:tc>
+        <w:tc>
+          <w:tcPr>
+            <w:tcW w:type="dxa" w:w="2880"/>
+          </w:tcPr>
+          <w:p>
+            <w:r>
+              <w:t>110.39</w:t>
+            </w:r>
+          </w:p>
+        </w:tc>
+        <w:tc>
+          <w:tcPr>
+            <w:tcW w:type="dxa" w:w="2880"/>
+          </w:tcPr>
+          <w:p>
+            <w:r>
+              <w:t>283.33</w:t>
+            </w:r>
+          </w:p>
+        </w:tc>
+      </w:tr>
+      <w:tr>
+        <w:tc>
+          <w:tcPr>
+            <w:tcW w:type="dxa" w:w="2880"/>
+          </w:tcPr>
+          <w:p>
+            <w:r>
+              <w:t>平均切频次数</w:t>
+            </w:r>
+          </w:p>
+        </w:tc>
+        <w:tc>
+          <w:tcPr>
+            <w:tcW w:type="dxa" w:w="2880"/>
+          </w:tcPr>
+          <w:p>
+            <w:r>
+              <w:t>105.00</w:t>
+            </w:r>
+          </w:p>
+        </w:tc>
+        <w:tc>
+          <w:tcPr>
+            <w:tcW w:type="dxa" w:w="2880"/>
+          </w:tcPr>
+          <w:p>
+            <w:r>
+              <w:t>272.05</w:t>
+            </w:r>
+          </w:p>
+        </w:tc>
+      </w:tr>
+      <w:tr>
+        <w:tc>
+          <w:tcPr>
+            <w:tcW w:type="dxa" w:w="2880"/>
+          </w:tcPr>
+          <w:p>
+            <w:r>
+              <w:t>平均失败清除</w:t>
+            </w:r>
+          </w:p>
+        </w:tc>
+        <w:tc>
+          <w:tcPr>
+            <w:tcW w:type="dxa" w:w="2880"/>
+          </w:tcPr>
+          <w:p>
+            <w:r>
+              <w:t>0.45</w:t>
+            </w:r>
+          </w:p>
+        </w:tc>
+        <w:tc>
+          <w:tcPr>
+            <w:tcW w:type="dxa" w:w="2880"/>
+          </w:tcPr>
+          <w:p>
+            <w:r>
+              <w:t>0.02</w:t>
+            </w:r>
+          </w:p>
+        </w:tc>
+      </w:tr>
+    </w:tbl>
+    <w:p/>
+    <w:p/>
+    <w:p>
+      <w:r>
+        <w:t>与历史官方演练组比较：</w:t>
+      </w:r>
+    </w:p>
+    <w:p/>
+    <w:tbl>
+      <w:tblPr>
+        <w:tblStyle w:val="TableGrid"/>
+        <w:tblW w:type="auto" w:w="0"/>
+        <w:tblLook w:firstColumn="1" w:firstRow="1" w:lastColumn="0" w:lastRow="0" w:noHBand="0" w:noVBand="1" w:val="04A0"/>
+      </w:tblPr>
+      <w:tblGrid>
+        <w:gridCol w:w="1440"/>
+        <w:gridCol w:w="1440"/>
+        <w:gridCol w:w="1440"/>
+        <w:gridCol w:w="1440"/>
+        <w:gridCol w:w="1440"/>
+        <w:gridCol w:w="1440"/>
+      </w:tblGrid>
+      <w:tr>
+        <w:tc>
+          <w:tcPr>
+            <w:tcW w:type="dxa" w:w="1440"/>
+          </w:tcPr>
+          <w:p>
+            <w:r>
+              <w:t>问题</w:t>
+            </w:r>
+          </w:p>
+        </w:tc>
+        <w:tc>
+          <w:tcPr>
+            <w:tcW w:type="dxa" w:w="1440"/>
+          </w:tcPr>
+          <w:p>
+            <w:r>
+              <w:t>方案</w:t>
+            </w:r>
+          </w:p>
+        </w:tc>
+        <w:tc>
+          <w:tcPr>
+            <w:tcW w:type="dxa" w:w="1440"/>
+          </w:tcPr>
+          <w:p>
+            <w:r>
+              <w:t>局数</w:t>
+            </w:r>
+          </w:p>
+        </w:tc>
+        <w:tc>
+          <w:tcPr>
+            <w:tcW w:type="dxa" w:w="1440"/>
+          </w:tcPr>
+          <w:p>
+            <w:r>
+              <w:t>全清率</w:t>
+            </w:r>
+          </w:p>
+        </w:tc>
+        <w:tc>
+          <w:tcPr>
+            <w:tcW w:type="dxa" w:w="1440"/>
+          </w:tcPr>
+          <w:p>
+            <w:r>
+              <w:t>平均虚拟时间/源</w:t>
+            </w:r>
+          </w:p>
+        </w:tc>
+        <w:tc>
+          <w:tcPr>
+            <w:tcW w:type="dxa" w:w="1440"/>
+          </w:tcPr>
+          <w:p>
+            <w:r>
+              <w:t>平均程序运行时间</w:t>
+            </w:r>
+          </w:p>
+        </w:tc>
+      </w:tr>
+      <w:tr>
+        <w:tc>
+          <w:tcPr>
+            <w:tcW w:type="dxa" w:w="1440"/>
+          </w:tcPr>
+          <w:p>
+            <w:r>
+              <w:t>3</w:t>
+            </w:r>
+          </w:p>
+        </w:tc>
+        <w:tc>
+          <w:tcPr>
+            <w:tcW w:type="dxa" w:w="1440"/>
+          </w:tcPr>
+          <w:p>
+            <w:r>
+              <w:t>传统方法</w:t>
+            </w:r>
+          </w:p>
+        </w:tc>
+        <w:tc>
+          <w:tcPr>
+            <w:tcW w:type="dxa" w:w="1440"/>
+          </w:tcPr>
+          <w:p>
+            <w:r>
+              <w:t>14</w:t>
+            </w:r>
+          </w:p>
+        </w:tc>
+        <w:tc>
+          <w:tcPr>
+            <w:tcW w:type="dxa" w:w="1440"/>
+          </w:tcPr>
+          <w:p>
+            <w:r>
+              <w:t>100%</w:t>
+            </w:r>
+          </w:p>
+        </w:tc>
+        <w:tc>
+          <w:tcPr>
+            <w:tcW w:type="dxa" w:w="1440"/>
+          </w:tcPr>
+          <w:p>
+            <w:r>
+              <w:t>594.81s</w:t>
+            </w:r>
+          </w:p>
+        </w:tc>
+        <w:tc>
+          <w:tcPr>
+            <w:tcW w:type="dxa" w:w="1440"/>
+          </w:tcPr>
+          <w:p>
+            <w:r>
+              <w:t>4.343s</w:t>
+            </w:r>
+          </w:p>
+        </w:tc>
+      </w:tr>
+      <w:tr>
+        <w:tc>
+          <w:tcPr>
+            <w:tcW w:type="dxa" w:w="1440"/>
+          </w:tcPr>
+          <w:p>
+            <w:r>
+              <w:t>3</w:t>
+            </w:r>
+          </w:p>
+        </w:tc>
+        <w:tc>
+          <w:tcPr>
+            <w:tcW w:type="dxa" w:w="1440"/>
+          </w:tcPr>
+          <w:p>
+            <w:r>
+              <w:t>旧安全PPO</w:t>
+            </w:r>
+          </w:p>
+        </w:tc>
+        <w:tc>
+          <w:tcPr>
+            <w:tcW w:type="dxa" w:w="1440"/>
+          </w:tcPr>
+          <w:p>
+            <w:r>
+              <w:t>20</w:t>
+            </w:r>
+          </w:p>
+        </w:tc>
+        <w:tc>
+          <w:tcPr>
+            <w:tcW w:type="dxa" w:w="1440"/>
+          </w:tcPr>
+          <w:p>
+            <w:r>
+              <w:t>100%</w:t>
+            </w:r>
+          </w:p>
+        </w:tc>
+        <w:tc>
+          <w:tcPr>
+            <w:tcW w:type="dxa" w:w="1440"/>
+          </w:tcPr>
+          <w:p>
+            <w:r>
+              <w:t>428.64s</w:t>
+            </w:r>
+          </w:p>
+        </w:tc>
+        <w:tc>
+          <w:tcPr>
+            <w:tcW w:type="dxa" w:w="1440"/>
+          </w:tcPr>
+          <w:p>
+            <w:r>
+              <w:t>2.015s</w:t>
+            </w:r>
+          </w:p>
+        </w:tc>
+      </w:tr>
+      <w:tr>
+        <w:tc>
+          <w:tcPr>
+            <w:tcW w:type="dxa" w:w="1440"/>
+          </w:tcPr>
+          <w:p>
+            <w:r>
+              <w:t>3</w:t>
+            </w:r>
+          </w:p>
+        </w:tc>
+        <w:tc>
+          <w:tcPr>
+            <w:tcW w:type="dxa" w:w="1440"/>
+          </w:tcPr>
+          <w:p>
+            <w:r>
+              <w:t>G25O</w:t>
+            </w:r>
+          </w:p>
+        </w:tc>
+        <w:tc>
+          <w:tcPr>
+            <w:tcW w:type="dxa" w:w="1440"/>
+          </w:tcPr>
+          <w:p>
+            <w:r>
+              <w:t>100</w:t>
+            </w:r>
+          </w:p>
+        </w:tc>
+        <w:tc>
+          <w:tcPr>
+            <w:tcW w:type="dxa" w:w="1440"/>
+          </w:tcPr>
+          <w:p>
+            <w:r>
+              <w:t>100%</w:t>
+            </w:r>
+          </w:p>
+        </w:tc>
+        <w:tc>
+          <w:tcPr>
+            <w:tcW w:type="dxa" w:w="1440"/>
+          </w:tcPr>
+          <w:p>
+            <w:r>
+              <w:t>319.31s</w:t>
+            </w:r>
+          </w:p>
+        </w:tc>
+        <w:tc>
+          <w:tcPr>
+            <w:tcW w:type="dxa" w:w="1440"/>
+          </w:tcPr>
+          <w:p>
+            <w:r>
+              <w:t>1.351s</w:t>
+            </w:r>
+          </w:p>
+        </w:tc>
+      </w:tr>
+      <w:tr>
+        <w:tc>
+          <w:tcPr>
+            <w:tcW w:type="dxa" w:w="1440"/>
+          </w:tcPr>
+          <w:p>
+            <w:r>
+              <w:t>3</w:t>
+            </w:r>
+          </w:p>
+        </w:tc>
+        <w:tc>
+          <w:tcPr>
+            <w:tcW w:type="dxa" w:w="1440"/>
+          </w:tcPr>
+          <w:p>
+            <w:r>
+              <w:t>G25OR</w:t>
+            </w:r>
+          </w:p>
+        </w:tc>
+        <w:tc>
+          <w:tcPr>
+            <w:tcW w:type="dxa" w:w="1440"/>
+          </w:tcPr>
+          <w:p>
+            <w:r>
+              <w:t>100</w:t>
+            </w:r>
+          </w:p>
+        </w:tc>
+        <w:tc>
+          <w:tcPr>
+            <w:tcW w:type="dxa" w:w="1440"/>
+          </w:tcPr>
+          <w:p>
+            <w:r>
+              <w:t>100%</w:t>
+            </w:r>
+          </w:p>
+        </w:tc>
+        <w:tc>
+          <w:tcPr>
+            <w:tcW w:type="dxa" w:w="1440"/>
+          </w:tcPr>
+          <w:p>
+            <w:r>
+              <w:t>328.81s</w:t>
+            </w:r>
+          </w:p>
+        </w:tc>
+        <w:tc>
+          <w:tcPr>
+            <w:tcW w:type="dxa" w:w="1440"/>
+          </w:tcPr>
+          <w:p>
+            <w:r>
+              <w:t>1.462s</w:t>
+            </w:r>
+          </w:p>
+        </w:tc>
+      </w:tr>
+      <w:tr>
+        <w:tc>
+          <w:tcPr>
+            <w:tcW w:type="dxa" w:w="1440"/>
+          </w:tcPr>
+          <w:p>
+            <w:r>
+              <w:t>4</w:t>
+            </w:r>
+          </w:p>
+        </w:tc>
+        <w:tc>
+          <w:tcPr>
+            <w:tcW w:type="dxa" w:w="1440"/>
+          </w:tcPr>
+          <w:p>
+            <w:r>
+              <w:t>传统方法</w:t>
+            </w:r>
+          </w:p>
+        </w:tc>
+        <w:tc>
+          <w:tcPr>
+            <w:tcW w:type="dxa" w:w="1440"/>
+          </w:tcPr>
+          <w:p>
+            <w:r>
+              <w:t>16</w:t>
+            </w:r>
+          </w:p>
+        </w:tc>
+        <w:tc>
+          <w:tcPr>
+            <w:tcW w:type="dxa" w:w="1440"/>
+          </w:tcPr>
+          <w:p>
+            <w:r>
+              <w:t>100%</w:t>
+            </w:r>
+          </w:p>
+        </w:tc>
+        <w:tc>
+          <w:tcPr>
+            <w:tcW w:type="dxa" w:w="1440"/>
+          </w:tcPr>
+          <w:p>
+            <w:r>
+              <w:t>1110.58s</w:t>
+            </w:r>
+          </w:p>
+        </w:tc>
+        <w:tc>
+          <w:tcPr>
+            <w:tcW w:type="dxa" w:w="1440"/>
+          </w:tcPr>
+          <w:p>
+            <w:r>
+              <w:t>4.710s</w:t>
+            </w:r>
+          </w:p>
+        </w:tc>
+      </w:tr>
+      <w:tr>
+        <w:tc>
+          <w:tcPr>
+            <w:tcW w:type="dxa" w:w="1440"/>
+          </w:tcPr>
+          <w:p>
+            <w:r>
+              <w:t>4</w:t>
+            </w:r>
+          </w:p>
+        </w:tc>
+        <w:tc>
+          <w:tcPr>
+            <w:tcW w:type="dxa" w:w="1440"/>
+          </w:tcPr>
+          <w:p>
+            <w:r>
+              <w:t>旧安全PPO</w:t>
+            </w:r>
+          </w:p>
+        </w:tc>
+        <w:tc>
+          <w:tcPr>
+            <w:tcW w:type="dxa" w:w="1440"/>
+          </w:tcPr>
+          <w:p>
+            <w:r>
+              <w:t>20</w:t>
+            </w:r>
+          </w:p>
+        </w:tc>
+        <w:tc>
+          <w:tcPr>
+            <w:tcW w:type="dxa" w:w="1440"/>
+          </w:tcPr>
+          <w:p>
+            <w:r>
+              <w:t>100%</w:t>
+            </w:r>
+          </w:p>
+        </w:tc>
+        <w:tc>
+          <w:tcPr>
+            <w:tcW w:type="dxa" w:w="1440"/>
+          </w:tcPr>
+          <w:p>
+            <w:r>
+              <w:t>1122.77s</w:t>
+            </w:r>
+          </w:p>
+        </w:tc>
+        <w:tc>
+          <w:tcPr>
+            <w:tcW w:type="dxa" w:w="1440"/>
+          </w:tcPr>
+          <w:p>
+            <w:r>
+              <w:t>5.048s</w:t>
+            </w:r>
+          </w:p>
+        </w:tc>
+      </w:tr>
+      <w:tr>
+        <w:tc>
+          <w:tcPr>
+            <w:tcW w:type="dxa" w:w="1440"/>
+          </w:tcPr>
+          <w:p>
+            <w:r>
+              <w:t>4</w:t>
+            </w:r>
+          </w:p>
+        </w:tc>
+        <w:tc>
+          <w:tcPr>
+            <w:tcW w:type="dxa" w:w="1440"/>
+          </w:tcPr>
+          <w:p>
+            <w:r>
+              <w:t>G25O</w:t>
+            </w:r>
+          </w:p>
+        </w:tc>
+        <w:tc>
+          <w:tcPr>
+            <w:tcW w:type="dxa" w:w="1440"/>
+          </w:tcPr>
+          <w:p>
+            <w:r>
+              <w:t>100</w:t>
+            </w:r>
+          </w:p>
+        </w:tc>
+        <w:tc>
+          <w:tcPr>
+            <w:tcW w:type="dxa" w:w="1440"/>
+          </w:tcPr>
+          <w:p>
+            <w:r>
+              <w:t>100%</w:t>
+            </w:r>
+          </w:p>
+        </w:tc>
+        <w:tc>
+          <w:tcPr>
+            <w:tcW w:type="dxa" w:w="1440"/>
+          </w:tcPr>
+          <w:p>
+            <w:r>
+              <w:t>575.53s</w:t>
+            </w:r>
+          </w:p>
+        </w:tc>
+        <w:tc>
+          <w:tcPr>
+            <w:tcW w:type="dxa" w:w="1440"/>
+          </w:tcPr>
+          <w:p>
+            <w:r>
+              <w:t>3.014s</w:t>
+            </w:r>
+          </w:p>
+        </w:tc>
+      </w:tr>
+      <w:tr>
+        <w:tc>
+          <w:tcPr>
+            <w:tcW w:type="dxa" w:w="1440"/>
+          </w:tcPr>
+          <w:p>
+            <w:r>
+              <w:t>4</w:t>
+            </w:r>
+          </w:p>
+        </w:tc>
+        <w:tc>
+          <w:tcPr>
+            <w:tcW w:type="dxa" w:w="1440"/>
+          </w:tcPr>
+          <w:p>
+            <w:r>
+              <w:t>G25OR</w:t>
+            </w:r>
+          </w:p>
+        </w:tc>
+        <w:tc>
+          <w:tcPr>
+            <w:tcW w:type="dxa" w:w="1440"/>
+          </w:tcPr>
+          <w:p>
+            <w:r>
+              <w:t>100</w:t>
+            </w:r>
+          </w:p>
+        </w:tc>
+        <w:tc>
+          <w:tcPr>
+            <w:tcW w:type="dxa" w:w="1440"/>
+          </w:tcPr>
+          <w:p>
+            <w:r>
+              <w:t>100%</w:t>
+            </w:r>
+          </w:p>
+        </w:tc>
+        <w:tc>
+          <w:tcPr>
+            <w:tcW w:type="dxa" w:w="1440"/>
+          </w:tcPr>
+          <w:p>
+            <w:r>
+              <w:t>556.83s</w:t>
+            </w:r>
+          </w:p>
+        </w:tc>
+        <w:tc>
+          <w:tcPr>
+            <w:tcW w:type="dxa" w:w="1440"/>
+          </w:tcPr>
+          <w:p>
+            <w:r>
+              <w:t>3.548s</w:t>
+            </w:r>
+          </w:p>
+        </w:tc>
+      </w:tr>
+    </w:tbl>
+    <w:p/>
+    <w:p/>
+    <w:p>
+      <w:r>
+        <w:t>G25OR相对G25O：问题3平均虚拟时间/源变化+2.98%（p=0.170），问题4变化-3.25%（p=0.217），均不显著。G25OR相对旧安全PPO和传统方法仍然显著更快，且200局全部清除。结论是：P0严格外包和MEC证书修正了数学与数值正确性，滚动插入在本地严格配对中有收益，但在官方随机案例分布上尚未形成统计显著的速度跃升；正式方案可以使用G25OR以保证严格外包，同时不应再声称它显著优于G25O。</w:t>
+      </w:r>
+    </w:p>
+    <w:p/>
+    <w:p>
+      <w:r>
+        <w:drawing>
+          <wp:inline xmlns:a="http://schemas.openxmlformats.org/drawingml/2006/main" xmlns:pic="http://schemas.openxmlformats.org/drawingml/2006/picture">
+            <wp:extent cx="10058400" cy="4114800"/>
+            <wp:docPr id="11" name="Picture 11"/>
+            <wp:cNvGraphicFramePr>
+              <a:graphicFrameLocks noChangeAspect="1"/>
+            </wp:cNvGraphicFramePr>
+            <a:graphic>
+              <a:graphicData uri="http://schemas.openxmlformats.org/drawingml/2006/picture">
+                <pic:pic>
+                  <pic:nvPicPr>
+                    <pic:cNvPr id="0" name="official_g25or200_v_per_source.png"/>
+                    <pic:cNvPicPr/>
+                  </pic:nvPicPr>
+                  <pic:blipFill>
+                    <a:blip r:embed="rId19"/>
+                    <a:stretch>
+                      <a:fillRect/>
+                    </a:stretch>
+                  </pic:blipFill>
+                  <pic:spPr>
+                    <a:xfrm>
+                      <a:off x="0" y="0"/>
+                      <a:ext cx="10058400" cy="4114800"/>
+                    </a:xfrm>
+                    <a:prstGeom prst="rect"/>
+                  </pic:spPr>
+                </pic:pic>
+              </a:graphicData>
+            </a:graphic>
+          </wp:inline>
+        </w:drawing>
+      </w:r>
+    </w:p>
+    <w:p/>
+    <w:p/>
+    <w:p>
+      <w:r>
+        <w:drawing>
+          <wp:inline xmlns:a="http://schemas.openxmlformats.org/drawingml/2006/main" xmlns:pic="http://schemas.openxmlformats.org/drawingml/2006/picture">
+            <wp:extent cx="10058400" cy="4114800"/>
+            <wp:docPr id="12" name="Picture 12"/>
+            <wp:cNvGraphicFramePr>
+              <a:graphicFrameLocks noChangeAspect="1"/>
+            </wp:cNvGraphicFramePr>
+            <a:graphic>
+              <a:graphicData uri="http://schemas.openxmlformats.org/drawingml/2006/picture">
+                <pic:pic>
+                  <pic:nvPicPr>
+                    <pic:cNvPr id="0" name="official_g25or200_program_runtime.png"/>
+                    <pic:cNvPicPr/>
+                  </pic:nvPicPr>
+                  <pic:blipFill>
+                    <a:blip r:embed="rId20"/>
+                    <a:stretch>
+                      <a:fillRect/>
+                    </a:stretch>
+                  </pic:blipFill>
+                  <pic:spPr>
+                    <a:xfrm>
+                      <a:off x="0" y="0"/>
+                      <a:ext cx="10058400" cy="4114800"/>
+                    </a:xfrm>
+                    <a:prstGeom prst="rect"/>
+                  </pic:spPr>
+                </pic:pic>
+              </a:graphicData>
+            </a:graphic>
+          </wp:inline>
+        </w:drawing>
+      </w:r>
+    </w:p>
+    <w:p/>
+    <w:p/>
+    <w:p>
+      <w:r>
+        <w:t>逐局记录：docs/records/official_g25or_200_runs.csv；汇总：results/official_g25or_200_summary.json。</w:t>
+      </w:r>
+    </w:p>
+    <w:p/>
+    <w:p>
+      <w:pPr>
         <w:pStyle w:val="Heading1"/>
       </w:pPr>
       <w:r>
@@ -8058,7 +9108,7 @@
         <w:drawing>
           <wp:inline xmlns:a="http://schemas.openxmlformats.org/drawingml/2006/main" xmlns:pic="http://schemas.openxmlformats.org/drawingml/2006/picture">
             <wp:extent cx="5486400" cy="5486400"/>
-            <wp:docPr id="11" name="Picture 11"/>
+            <wp:docPr id="13" name="Picture 13"/>
             <wp:cNvGraphicFramePr>
               <a:graphicFrameLocks noChangeAspect="1"/>
             </wp:cNvGraphicFramePr>
@@ -8070,7 +9120,7 @@
                     <pic:cNvPicPr/>
                   </pic:nvPicPr>
                   <pic:blipFill>
-                    <a:blip r:embed="rId19"/>
+                    <a:blip r:embed="rId21"/>
                     <a:stretch>
                       <a:fillRect/>
                     </a:stretch>
@@ -8096,7 +9146,7 @@
         <w:drawing>
           <wp:inline xmlns:a="http://schemas.openxmlformats.org/drawingml/2006/main" xmlns:pic="http://schemas.openxmlformats.org/drawingml/2006/picture">
             <wp:extent cx="10058400" cy="4114800"/>
-            <wp:docPr id="12" name="Picture 12"/>
+            <wp:docPr id="14" name="Picture 14"/>
             <wp:cNvGraphicFramePr>
               <a:graphicFrameLocks noChangeAspect="1"/>
             </wp:cNvGraphicFramePr>
@@ -8108,7 +9158,7 @@
                     <pic:cNvPicPr/>
                   </pic:nvPicPr>
                   <pic:blipFill>
-                    <a:blip r:embed="rId20"/>
+                    <a:blip r:embed="rId22"/>
                     <a:stretch>
                       <a:fillRect/>
                     </a:stretch>

--- a/paper/B题_方案B_强化学习_论文稿.docx
+++ b/paper/B题_方案B_强化学习_论文稿.docx
@@ -8235,6 +8235,348 @@
     <w:p>
       <w:r>
         <w:t>逐局记录：docs/records/official_g25or_200_runs.csv；汇总：results/official_g25or_200_summary.json。</w:t>
+      </w:r>
+    </w:p>
+    <w:p/>
+    <w:p>
+      <w:pPr>
+        <w:pStyle w:val="Heading2"/>
+      </w:pPr>
+      <w:r>
+        <w:t>9.13 完整滚动 G25O-R 的实现与负结果</w:t>
+      </w:r>
+    </w:p>
+    <w:p/>
+    <w:p>
+      <w:r>
+        <w:t>为实现动态选点、扫描/定位/清除联合、Q3机会测向和滚动清除，我们实现了完整滚动版本 G25O-R（代码variant=G25O-R），并做了四组各100对的严格配对实验。结果显示：在当前本地环境中，完整滚动版并没有超过G25OR。</w:t>
+      </w:r>
+    </w:p>
+    <w:p/>
+    <w:tbl>
+      <w:tblPr>
+        <w:tblStyle w:val="TableGrid"/>
+        <w:tblW w:type="auto" w:w="0"/>
+        <w:tblLook w:firstColumn="1" w:firstRow="1" w:lastColumn="0" w:lastRow="0" w:noHBand="0" w:noVBand="1" w:val="04A0"/>
+      </w:tblPr>
+      <w:tblGrid>
+        <w:gridCol w:w="1728"/>
+        <w:gridCol w:w="1728"/>
+        <w:gridCol w:w="1728"/>
+        <w:gridCol w:w="1728"/>
+        <w:gridCol w:w="1728"/>
+      </w:tblGrid>
+      <w:tr>
+        <w:tc>
+          <w:tcPr>
+            <w:tcW w:type="dxa" w:w="1728"/>
+          </w:tcPr>
+          <w:p>
+            <w:r>
+              <w:t>场景</w:t>
+            </w:r>
+          </w:p>
+        </w:tc>
+        <w:tc>
+          <w:tcPr>
+            <w:tcW w:type="dxa" w:w="1728"/>
+          </w:tcPr>
+          <w:p>
+            <w:r>
+              <w:t>G25OR平均(s)</w:t>
+            </w:r>
+          </w:p>
+        </w:tc>
+        <w:tc>
+          <w:tcPr>
+            <w:tcW w:type="dxa" w:w="1728"/>
+          </w:tcPr>
+          <w:p>
+            <w:r>
+              <w:t>G25O-R完整版平均(s)</w:t>
+            </w:r>
+          </w:p>
+        </w:tc>
+        <w:tc>
+          <w:tcPr>
+            <w:tcW w:type="dxa" w:w="1728"/>
+          </w:tcPr>
+          <w:p>
+            <w:r>
+              <w:t>变化</w:t>
+            </w:r>
+          </w:p>
+        </w:tc>
+        <w:tc>
+          <w:tcPr>
+            <w:tcW w:type="dxa" w:w="1728"/>
+          </w:tcPr>
+          <w:p>
+            <w:r>
+              <w:t>Full胜/平/G25OR胜</w:t>
+            </w:r>
+          </w:p>
+        </w:tc>
+      </w:tr>
+      <w:tr>
+        <w:tc>
+          <w:tcPr>
+            <w:tcW w:type="dxa" w:w="1728"/>
+          </w:tcPr>
+          <w:p>
+            <w:r>
+              <w:t>Q3圆内随机</w:t>
+            </w:r>
+          </w:p>
+        </w:tc>
+        <w:tc>
+          <w:tcPr>
+            <w:tcW w:type="dxa" w:w="1728"/>
+          </w:tcPr>
+          <w:p>
+            <w:r>
+              <w:t>4219.204</w:t>
+            </w:r>
+          </w:p>
+        </w:tc>
+        <w:tc>
+          <w:tcPr>
+            <w:tcW w:type="dxa" w:w="1728"/>
+          </w:tcPr>
+          <w:p>
+            <w:r>
+              <w:t>4216.806</w:t>
+            </w:r>
+          </w:p>
+        </w:tc>
+        <w:tc>
+          <w:tcPr>
+            <w:tcW w:type="dxa" w:w="1728"/>
+          </w:tcPr>
+          <w:p>
+            <w:r>
+              <w:t>-0.06%</w:t>
+            </w:r>
+          </w:p>
+        </w:tc>
+        <w:tc>
+          <w:tcPr>
+            <w:tcW w:type="dxa" w:w="1728"/>
+          </w:tcPr>
+          <w:p>
+            <w:r>
+              <w:t>49/4/47</w:t>
+            </w:r>
+          </w:p>
+        </w:tc>
+      </w:tr>
+      <w:tr>
+        <w:tc>
+          <w:tcPr>
+            <w:tcW w:type="dxa" w:w="1728"/>
+          </w:tcPr>
+          <w:p>
+            <w:r>
+              <w:t>Q4圆内随机</w:t>
+            </w:r>
+          </w:p>
+        </w:tc>
+        <w:tc>
+          <w:tcPr>
+            <w:tcW w:type="dxa" w:w="1728"/>
+          </w:tcPr>
+          <w:p>
+            <w:r>
+              <w:t>7005.831</w:t>
+            </w:r>
+          </w:p>
+        </w:tc>
+        <w:tc>
+          <w:tcPr>
+            <w:tcW w:type="dxa" w:w="1728"/>
+          </w:tcPr>
+          <w:p>
+            <w:r>
+              <w:t>7010.857</w:t>
+            </w:r>
+          </w:p>
+        </w:tc>
+        <w:tc>
+          <w:tcPr>
+            <w:tcW w:type="dxa" w:w="1728"/>
+          </w:tcPr>
+          <w:p>
+            <w:r>
+              <w:t>+0.07%</w:t>
+            </w:r>
+          </w:p>
+        </w:tc>
+        <w:tc>
+          <w:tcPr>
+            <w:tcW w:type="dxa" w:w="1728"/>
+          </w:tcPr>
+          <w:p>
+            <w:r>
+              <w:t>49/0/51</w:t>
+            </w:r>
+          </w:p>
+        </w:tc>
+      </w:tr>
+      <w:tr>
+        <w:tc>
+          <w:tcPr>
+            <w:tcW w:type="dxa" w:w="1728"/>
+          </w:tcPr>
+          <w:p>
+            <w:r>
+              <w:t>Q3边缘压力</w:t>
+            </w:r>
+          </w:p>
+        </w:tc>
+        <w:tc>
+          <w:tcPr>
+            <w:tcW w:type="dxa" w:w="1728"/>
+          </w:tcPr>
+          <w:p>
+            <w:r>
+              <w:t>4639.209</w:t>
+            </w:r>
+          </w:p>
+        </w:tc>
+        <w:tc>
+          <w:tcPr>
+            <w:tcW w:type="dxa" w:w="1728"/>
+          </w:tcPr>
+          <w:p>
+            <w:r>
+              <w:t>4630.503</w:t>
+            </w:r>
+          </w:p>
+        </w:tc>
+        <w:tc>
+          <w:tcPr>
+            <w:tcW w:type="dxa" w:w="1728"/>
+          </w:tcPr>
+          <w:p>
+            <w:r>
+              <w:t>-0.19%</w:t>
+            </w:r>
+          </w:p>
+        </w:tc>
+        <w:tc>
+          <w:tcPr>
+            <w:tcW w:type="dxa" w:w="1728"/>
+          </w:tcPr>
+          <w:p>
+            <w:r>
+              <w:t>22/64/14</w:t>
+            </w:r>
+          </w:p>
+        </w:tc>
+      </w:tr>
+      <w:tr>
+        <w:tc>
+          <w:tcPr>
+            <w:tcW w:type="dxa" w:w="1728"/>
+          </w:tcPr>
+          <w:p>
+            <w:r>
+              <w:t>Q4边缘压力</w:t>
+            </w:r>
+          </w:p>
+        </w:tc>
+        <w:tc>
+          <w:tcPr>
+            <w:tcW w:type="dxa" w:w="1728"/>
+          </w:tcPr>
+          <w:p>
+            <w:r>
+              <w:t>9399.577</w:t>
+            </w:r>
+          </w:p>
+        </w:tc>
+        <w:tc>
+          <w:tcPr>
+            <w:tcW w:type="dxa" w:w="1728"/>
+          </w:tcPr>
+          <w:p>
+            <w:r>
+              <w:t>9405.204</w:t>
+            </w:r>
+          </w:p>
+        </w:tc>
+        <w:tc>
+          <w:tcPr>
+            <w:tcW w:type="dxa" w:w="1728"/>
+          </w:tcPr>
+          <w:p>
+            <w:r>
+              <w:t>+0.06%</w:t>
+            </w:r>
+          </w:p>
+        </w:tc>
+        <w:tc>
+          <w:tcPr>
+            <w:tcW w:type="dxa" w:w="1728"/>
+          </w:tcPr>
+          <w:p>
+            <w:r>
+              <w:t>54/16/30</w:t>
+            </w:r>
+          </w:p>
+        </w:tc>
+      </w:tr>
+    </w:tbl>
+    <w:p/>
+    <w:p/>
+    <w:p>
+      <w:r>
+        <w:t>四组差异均小于0.2%，没有实际意义。800局仍然全部清除，说明动态选点和滚动插入是安全的，但目前的启发式评分和插入阈值没有释放出额外收益。</w:t>
+      </w:r>
+    </w:p>
+    <w:p/>
+    <w:p>
+      <w:r>
+        <w:t>负结果的原因：</w:t>
+      </w:r>
+    </w:p>
+    <w:p/>
+    <w:p>
+      <w:pPr>
+        <w:pStyle w:val="ListNumber"/>
+      </w:pPr>
+      <w:r>
+        <w:t>S3/S25覆盖路线本身已经接近最优，动态换序空间有限；</w:t>
+      </w:r>
+    </w:p>
+    <w:p>
+      <w:pPr>
+        <w:pStyle w:val="ListNumber"/>
+      </w:pPr>
+      <w:r>
+        <w:t>滚动清除阈值过小，只处理绕行很小的证书；把阈值放大或强制提前清除会显著增加移动；</w:t>
+      </w:r>
+    </w:p>
+    <w:p>
+      <w:pPr>
+        <w:pStyle w:val="ListNumber"/>
+      </w:pPr>
+      <w:r>
+        <w:t>Q3机会式第二测点已经被原G25OR的机会补测覆盖，完整版没有获得更好的交会几何；</w:t>
+      </w:r>
+    </w:p>
+    <w:p>
+      <w:pPr>
+        <w:pStyle w:val="ListNumber"/>
+      </w:pPr>
+      <w:r>
+        <w:t>剩余主要成本来自定位后的必要移动，而不是覆盖点访问顺序。</w:t>
+      </w:r>
+    </w:p>
+    <w:p/>
+    <w:p>
+      <w:r>
+        <w:t>因此正式方案仍采用G25OR，完整滚动版本保留为实验分支，不用于正式测试。</w:t>
       </w:r>
     </w:p>
     <w:p/>

--- a/paper/B题_方案B_强化学习_论文稿.docx
+++ b/paper/B题_方案B_强化学习_论文稿.docx
@@ -8582,6 +8582,1042 @@
     <w:p/>
     <w:p>
       <w:pPr>
+        <w:pStyle w:val="Heading2"/>
+      </w:pPr>
+      <w:r>
+        <w:t>9.14 三个G25O变体官方100+100局三方对比</w:t>
+      </w:r>
+    </w:p>
+    <w:p/>
+    <w:p>
+      <w:r>
+        <w:t>三个版本均完成问题3、问题4各100局官方演练，全部100%清除。</w:t>
+      </w:r>
+    </w:p>
+    <w:p/>
+    <w:tbl>
+      <w:tblPr>
+        <w:tblStyle w:val="TableGrid"/>
+        <w:tblW w:type="auto" w:w="0"/>
+        <w:tblLook w:firstColumn="1" w:firstRow="1" w:lastColumn="0" w:lastRow="0" w:noHBand="0" w:noVBand="1" w:val="04A0"/>
+      </w:tblPr>
+      <w:tblGrid>
+        <w:gridCol w:w="1234"/>
+        <w:gridCol w:w="1234"/>
+        <w:gridCol w:w="1234"/>
+        <w:gridCol w:w="1234"/>
+        <w:gridCol w:w="1234"/>
+        <w:gridCol w:w="1234"/>
+        <w:gridCol w:w="1234"/>
+      </w:tblGrid>
+      <w:tr>
+        <w:tc>
+          <w:tcPr>
+            <w:tcW w:type="dxa" w:w="1234"/>
+          </w:tcPr>
+          <w:p>
+            <w:r>
+              <w:t>指标</w:t>
+            </w:r>
+          </w:p>
+        </w:tc>
+        <w:tc>
+          <w:tcPr>
+            <w:tcW w:type="dxa" w:w="1234"/>
+          </w:tcPr>
+          <w:p>
+            <w:r>
+              <w:t>问题3 G25O</w:t>
+            </w:r>
+          </w:p>
+        </w:tc>
+        <w:tc>
+          <w:tcPr>
+            <w:tcW w:type="dxa" w:w="1234"/>
+          </w:tcPr>
+          <w:p>
+            <w:r>
+              <w:t>问题3 G25OR</w:t>
+            </w:r>
+          </w:p>
+        </w:tc>
+        <w:tc>
+          <w:tcPr>
+            <w:tcW w:type="dxa" w:w="1234"/>
+          </w:tcPr>
+          <w:p>
+            <w:r>
+              <w:t>问题3 G25O-R full</w:t>
+            </w:r>
+          </w:p>
+        </w:tc>
+        <w:tc>
+          <w:tcPr>
+            <w:tcW w:type="dxa" w:w="1234"/>
+          </w:tcPr>
+          <w:p>
+            <w:r>
+              <w:t>问题4 G25O</w:t>
+            </w:r>
+          </w:p>
+        </w:tc>
+        <w:tc>
+          <w:tcPr>
+            <w:tcW w:type="dxa" w:w="1234"/>
+          </w:tcPr>
+          <w:p>
+            <w:r>
+              <w:t>问题4 G25OR</w:t>
+            </w:r>
+          </w:p>
+        </w:tc>
+        <w:tc>
+          <w:tcPr>
+            <w:tcW w:type="dxa" w:w="1234"/>
+          </w:tcPr>
+          <w:p>
+            <w:r>
+              <w:t>问题4 G25O-R full</w:t>
+            </w:r>
+          </w:p>
+        </w:tc>
+      </w:tr>
+      <w:tr>
+        <w:tc>
+          <w:tcPr>
+            <w:tcW w:type="dxa" w:w="1234"/>
+          </w:tcPr>
+          <w:p>
+            <w:r>
+              <w:t>全清率</w:t>
+            </w:r>
+          </w:p>
+        </w:tc>
+        <w:tc>
+          <w:tcPr>
+            <w:tcW w:type="dxa" w:w="1234"/>
+          </w:tcPr>
+          <w:p>
+            <w:r>
+              <w:t>100%</w:t>
+            </w:r>
+          </w:p>
+        </w:tc>
+        <w:tc>
+          <w:tcPr>
+            <w:tcW w:type="dxa" w:w="1234"/>
+          </w:tcPr>
+          <w:p>
+            <w:r>
+              <w:t>100%</w:t>
+            </w:r>
+          </w:p>
+        </w:tc>
+        <w:tc>
+          <w:tcPr>
+            <w:tcW w:type="dxa" w:w="1234"/>
+          </w:tcPr>
+          <w:p>
+            <w:r>
+              <w:t>100%</w:t>
+            </w:r>
+          </w:p>
+        </w:tc>
+        <w:tc>
+          <w:tcPr>
+            <w:tcW w:type="dxa" w:w="1234"/>
+          </w:tcPr>
+          <w:p>
+            <w:r>
+              <w:t>100%</w:t>
+            </w:r>
+          </w:p>
+        </w:tc>
+        <w:tc>
+          <w:tcPr>
+            <w:tcW w:type="dxa" w:w="1234"/>
+          </w:tcPr>
+          <w:p>
+            <w:r>
+              <w:t>100%</w:t>
+            </w:r>
+          </w:p>
+        </w:tc>
+        <w:tc>
+          <w:tcPr>
+            <w:tcW w:type="dxa" w:w="1234"/>
+          </w:tcPr>
+          <w:p>
+            <w:r>
+              <w:t>100%</w:t>
+            </w:r>
+          </w:p>
+        </w:tc>
+      </w:tr>
+      <w:tr>
+        <w:tc>
+          <w:tcPr>
+            <w:tcW w:type="dxa" w:w="1234"/>
+          </w:tcPr>
+          <w:p>
+            <w:r>
+              <w:t>平均虚拟时间/源</w:t>
+            </w:r>
+          </w:p>
+        </w:tc>
+        <w:tc>
+          <w:tcPr>
+            <w:tcW w:type="dxa" w:w="1234"/>
+          </w:tcPr>
+          <w:p>
+            <w:r>
+              <w:t>319.31s</w:t>
+            </w:r>
+          </w:p>
+        </w:tc>
+        <w:tc>
+          <w:tcPr>
+            <w:tcW w:type="dxa" w:w="1234"/>
+          </w:tcPr>
+          <w:p>
+            <w:r>
+              <w:t>328.81s</w:t>
+            </w:r>
+          </w:p>
+        </w:tc>
+        <w:tc>
+          <w:tcPr>
+            <w:tcW w:type="dxa" w:w="1234"/>
+          </w:tcPr>
+          <w:p>
+            <w:r>
+              <w:t>318.69s</w:t>
+            </w:r>
+          </w:p>
+        </w:tc>
+        <w:tc>
+          <w:tcPr>
+            <w:tcW w:type="dxa" w:w="1234"/>
+          </w:tcPr>
+          <w:p>
+            <w:r>
+              <w:t>575.53s</w:t>
+            </w:r>
+          </w:p>
+        </w:tc>
+        <w:tc>
+          <w:tcPr>
+            <w:tcW w:type="dxa" w:w="1234"/>
+          </w:tcPr>
+          <w:p>
+            <w:r>
+              <w:t>556.83s</w:t>
+            </w:r>
+          </w:p>
+        </w:tc>
+        <w:tc>
+          <w:tcPr>
+            <w:tcW w:type="dxa" w:w="1234"/>
+          </w:tcPr>
+          <w:p>
+            <w:r>
+              <w:t>558.01s</w:t>
+            </w:r>
+          </w:p>
+        </w:tc>
+      </w:tr>
+      <w:tr>
+        <w:tc>
+          <w:tcPr>
+            <w:tcW w:type="dxa" w:w="1234"/>
+          </w:tcPr>
+          <w:p>
+            <w:r>
+              <w:t>中位虚拟时间/源</w:t>
+            </w:r>
+          </w:p>
+        </w:tc>
+        <w:tc>
+          <w:tcPr>
+            <w:tcW w:type="dxa" w:w="1234"/>
+          </w:tcPr>
+          <w:p>
+            <w:r>
+              <w:t>316.18s</w:t>
+            </w:r>
+          </w:p>
+        </w:tc>
+        <w:tc>
+          <w:tcPr>
+            <w:tcW w:type="dxa" w:w="1234"/>
+          </w:tcPr>
+          <w:p>
+            <w:r>
+              <w:t>322.67s</w:t>
+            </w:r>
+          </w:p>
+        </w:tc>
+        <w:tc>
+          <w:tcPr>
+            <w:tcW w:type="dxa" w:w="1234"/>
+          </w:tcPr>
+          <w:p>
+            <w:r>
+              <w:t>316.85s</w:t>
+            </w:r>
+          </w:p>
+        </w:tc>
+        <w:tc>
+          <w:tcPr>
+            <w:tcW w:type="dxa" w:w="1234"/>
+          </w:tcPr>
+          <w:p>
+            <w:r>
+              <w:t>571.83s</w:t>
+            </w:r>
+          </w:p>
+        </w:tc>
+        <w:tc>
+          <w:tcPr>
+            <w:tcW w:type="dxa" w:w="1234"/>
+          </w:tcPr>
+          <w:p>
+            <w:r>
+              <w:t>573.15s</w:t>
+            </w:r>
+          </w:p>
+        </w:tc>
+        <w:tc>
+          <w:tcPr>
+            <w:tcW w:type="dxa" w:w="1234"/>
+          </w:tcPr>
+          <w:p>
+            <w:r>
+              <w:t>553.84s</w:t>
+            </w:r>
+          </w:p>
+        </w:tc>
+      </w:tr>
+      <w:tr>
+        <w:tc>
+          <w:tcPr>
+            <w:tcW w:type="dxa" w:w="1234"/>
+          </w:tcPr>
+          <w:p>
+            <w:r>
+              <w:t>平均程序运行时间</w:t>
+            </w:r>
+          </w:p>
+        </w:tc>
+        <w:tc>
+          <w:tcPr>
+            <w:tcW w:type="dxa" w:w="1234"/>
+          </w:tcPr>
+          <w:p>
+            <w:r>
+              <w:t>1.351s</w:t>
+            </w:r>
+          </w:p>
+        </w:tc>
+        <w:tc>
+          <w:tcPr>
+            <w:tcW w:type="dxa" w:w="1234"/>
+          </w:tcPr>
+          <w:p>
+            <w:r>
+              <w:t>1.462s</w:t>
+            </w:r>
+          </w:p>
+        </w:tc>
+        <w:tc>
+          <w:tcPr>
+            <w:tcW w:type="dxa" w:w="1234"/>
+          </w:tcPr>
+          <w:p>
+            <w:r>
+              <w:t>1.488s</w:t>
+            </w:r>
+          </w:p>
+        </w:tc>
+        <w:tc>
+          <w:tcPr>
+            <w:tcW w:type="dxa" w:w="1234"/>
+          </w:tcPr>
+          <w:p>
+            <w:r>
+              <w:t>3.014s</w:t>
+            </w:r>
+          </w:p>
+        </w:tc>
+        <w:tc>
+          <w:tcPr>
+            <w:tcW w:type="dxa" w:w="1234"/>
+          </w:tcPr>
+          <w:p>
+            <w:r>
+              <w:t>3.548s</w:t>
+            </w:r>
+          </w:p>
+        </w:tc>
+        <w:tc>
+          <w:tcPr>
+            <w:tcW w:type="dxa" w:w="1234"/>
+          </w:tcPr>
+          <w:p>
+            <w:r>
+              <w:t>3.657s</w:t>
+            </w:r>
+          </w:p>
+        </w:tc>
+      </w:tr>
+      <w:tr>
+        <w:tc>
+          <w:tcPr>
+            <w:tcW w:type="dxa" w:w="1234"/>
+          </w:tcPr>
+          <w:p>
+            <w:r>
+              <w:t>平均测量次数</w:t>
+            </w:r>
+          </w:p>
+        </w:tc>
+        <w:tc>
+          <w:tcPr>
+            <w:tcW w:type="dxa" w:w="1234"/>
+          </w:tcPr>
+          <w:p>
+            <w:r>
+              <w:t>108.43</w:t>
+            </w:r>
+          </w:p>
+        </w:tc>
+        <w:tc>
+          <w:tcPr>
+            <w:tcW w:type="dxa" w:w="1234"/>
+          </w:tcPr>
+          <w:p>
+            <w:r>
+              <w:t>110.39</w:t>
+            </w:r>
+          </w:p>
+        </w:tc>
+        <w:tc>
+          <w:tcPr>
+            <w:tcW w:type="dxa" w:w="1234"/>
+          </w:tcPr>
+          <w:p>
+            <w:r>
+              <w:t>108.27</w:t>
+            </w:r>
+          </w:p>
+        </w:tc>
+        <w:tc>
+          <w:tcPr>
+            <w:tcW w:type="dxa" w:w="1234"/>
+          </w:tcPr>
+          <w:p>
+            <w:r>
+              <w:t>282.36</w:t>
+            </w:r>
+          </w:p>
+        </w:tc>
+        <w:tc>
+          <w:tcPr>
+            <w:tcW w:type="dxa" w:w="1234"/>
+          </w:tcPr>
+          <w:p>
+            <w:r>
+              <w:t>283.33</w:t>
+            </w:r>
+          </w:p>
+        </w:tc>
+        <w:tc>
+          <w:tcPr>
+            <w:tcW w:type="dxa" w:w="1234"/>
+          </w:tcPr>
+          <w:p>
+            <w:r>
+              <w:t>284.67</w:t>
+            </w:r>
+          </w:p>
+        </w:tc>
+      </w:tr>
+      <w:tr>
+        <w:tc>
+          <w:tcPr>
+            <w:tcW w:type="dxa" w:w="1234"/>
+          </w:tcPr>
+          <w:p>
+            <w:r>
+              <w:t>平均切频次数</w:t>
+            </w:r>
+          </w:p>
+        </w:tc>
+        <w:tc>
+          <w:tcPr>
+            <w:tcW w:type="dxa" w:w="1234"/>
+          </w:tcPr>
+          <w:p>
+            <w:r>
+              <w:t>103.50</w:t>
+            </w:r>
+          </w:p>
+        </w:tc>
+        <w:tc>
+          <w:tcPr>
+            <w:tcW w:type="dxa" w:w="1234"/>
+          </w:tcPr>
+          <w:p>
+            <w:r>
+              <w:t>105.00</w:t>
+            </w:r>
+          </w:p>
+        </w:tc>
+        <w:tc>
+          <w:tcPr>
+            <w:tcW w:type="dxa" w:w="1234"/>
+          </w:tcPr>
+          <w:p>
+            <w:r>
+              <w:t>103.35</w:t>
+            </w:r>
+          </w:p>
+        </w:tc>
+        <w:tc>
+          <w:tcPr>
+            <w:tcW w:type="dxa" w:w="1234"/>
+          </w:tcPr>
+          <w:p>
+            <w:r>
+              <w:t>270.91</w:t>
+            </w:r>
+          </w:p>
+        </w:tc>
+        <w:tc>
+          <w:tcPr>
+            <w:tcW w:type="dxa" w:w="1234"/>
+          </w:tcPr>
+          <w:p>
+            <w:r>
+              <w:t>272.05</w:t>
+            </w:r>
+          </w:p>
+        </w:tc>
+        <w:tc>
+          <w:tcPr>
+            <w:tcW w:type="dxa" w:w="1234"/>
+          </w:tcPr>
+          <w:p>
+            <w:r>
+              <w:t>273.54</w:t>
+            </w:r>
+          </w:p>
+        </w:tc>
+      </w:tr>
+      <w:tr>
+        <w:tc>
+          <w:tcPr>
+            <w:tcW w:type="dxa" w:w="1234"/>
+          </w:tcPr>
+          <w:p>
+            <w:r>
+              <w:t>平均失败清除</w:t>
+            </w:r>
+          </w:p>
+        </w:tc>
+        <w:tc>
+          <w:tcPr>
+            <w:tcW w:type="dxa" w:w="1234"/>
+          </w:tcPr>
+          <w:p>
+            <w:r>
+              <w:t>0.59</w:t>
+            </w:r>
+          </w:p>
+        </w:tc>
+        <w:tc>
+          <w:tcPr>
+            <w:tcW w:type="dxa" w:w="1234"/>
+          </w:tcPr>
+          <w:p>
+            <w:r>
+              <w:t>0.45</w:t>
+            </w:r>
+          </w:p>
+        </w:tc>
+        <w:tc>
+          <w:tcPr>
+            <w:tcW w:type="dxa" w:w="1234"/>
+          </w:tcPr>
+          <w:p>
+            <w:r>
+              <w:t>0.44</w:t>
+            </w:r>
+          </w:p>
+        </w:tc>
+        <w:tc>
+          <w:tcPr>
+            <w:tcW w:type="dxa" w:w="1234"/>
+          </w:tcPr>
+          <w:p>
+            <w:r>
+              <w:t>0.04</w:t>
+            </w:r>
+          </w:p>
+        </w:tc>
+        <w:tc>
+          <w:tcPr>
+            <w:tcW w:type="dxa" w:w="1234"/>
+          </w:tcPr>
+          <w:p>
+            <w:r>
+              <w:t>0.02</w:t>
+            </w:r>
+          </w:p>
+        </w:tc>
+        <w:tc>
+          <w:tcPr>
+            <w:tcW w:type="dxa" w:w="1234"/>
+          </w:tcPr>
+          <w:p>
+            <w:r>
+              <w:t>0.03</w:t>
+            </w:r>
+          </w:p>
+        </w:tc>
+      </w:tr>
+      <w:tr>
+        <w:tc>
+          <w:tcPr>
+            <w:tcW w:type="dxa" w:w="1234"/>
+          </w:tcPr>
+          <w:p>
+            <w:r>
+              <w:t>移动时间占比</w:t>
+            </w:r>
+          </w:p>
+        </w:tc>
+        <w:tc>
+          <w:tcPr>
+            <w:tcW w:type="dxa" w:w="1234"/>
+          </w:tcPr>
+          <w:p>
+            <w:r>
+              <w:t>82.93%</w:t>
+            </w:r>
+          </w:p>
+        </w:tc>
+        <w:tc>
+          <w:tcPr>
+            <w:tcW w:type="dxa" w:w="1234"/>
+          </w:tcPr>
+          <w:p>
+            <w:r>
+              <w:t>82.64%</w:t>
+            </w:r>
+          </w:p>
+        </w:tc>
+        <w:tc>
+          <w:tcPr>
+            <w:tcW w:type="dxa" w:w="1234"/>
+          </w:tcPr>
+          <w:p>
+            <w:r>
+              <w:t>82.83%</w:t>
+            </w:r>
+          </w:p>
+        </w:tc>
+        <w:tc>
+          <w:tcPr>
+            <w:tcW w:type="dxa" w:w="1234"/>
+          </w:tcPr>
+          <w:p>
+            <w:r>
+              <w:t>75.50%</w:t>
+            </w:r>
+          </w:p>
+        </w:tc>
+        <w:tc>
+          <w:tcPr>
+            <w:tcW w:type="dxa" w:w="1234"/>
+          </w:tcPr>
+          <w:p>
+            <w:r>
+              <w:t>74.80%</w:t>
+            </w:r>
+          </w:p>
+        </w:tc>
+        <w:tc>
+          <w:tcPr>
+            <w:tcW w:type="dxa" w:w="1234"/>
+          </w:tcPr>
+          <w:p>
+            <w:r>
+              <w:t>74.82%</w:t>
+            </w:r>
+          </w:p>
+        </w:tc>
+      </w:tr>
+      <w:tr>
+        <w:tc>
+          <w:tcPr>
+            <w:tcW w:type="dxa" w:w="1234"/>
+          </w:tcPr>
+          <w:p>
+            <w:r>
+              <w:t>反推平均移动距离</w:t>
+            </w:r>
+          </w:p>
+        </w:tc>
+        <w:tc>
+          <w:tcPr>
+            <w:tcW w:type="dxa" w:w="1234"/>
+          </w:tcPr>
+          <w:p>
+            <w:r>
+              <w:t>17344m</w:t>
+            </w:r>
+          </w:p>
+        </w:tc>
+        <w:tc>
+          <w:tcPr>
+            <w:tcW w:type="dxa" w:w="1234"/>
+          </w:tcPr>
+          <w:p>
+            <w:r>
+              <w:t>17206m</w:t>
+            </w:r>
+          </w:p>
+        </w:tc>
+        <w:tc>
+          <w:tcPr>
+            <w:tcW w:type="dxa" w:w="1234"/>
+          </w:tcPr>
+          <w:p>
+            <w:r>
+              <w:t>17175m</w:t>
+            </w:r>
+          </w:p>
+        </w:tc>
+        <w:tc>
+          <w:tcPr>
+            <w:tcW w:type="dxa" w:w="1234"/>
+          </w:tcPr>
+          <w:p>
+            <w:r>
+              <w:t>26922m</w:t>
+            </w:r>
+          </w:p>
+        </w:tc>
+        <w:tc>
+          <w:tcPr>
+            <w:tcW w:type="dxa" w:w="1234"/>
+          </w:tcPr>
+          <w:p>
+            <w:r>
+              <w:t>26021m</w:t>
+            </w:r>
+          </w:p>
+        </w:tc>
+        <w:tc>
+          <w:tcPr>
+            <w:tcW w:type="dxa" w:w="1234"/>
+          </w:tcPr>
+          <w:p>
+            <w:r>
+              <w:t>26176m</w:t>
+            </w:r>
+          </w:p>
+        </w:tc>
+      </w:tr>
+    </w:tbl>
+    <w:p/>
+    <w:p/>
+    <w:p>
+      <w:r>
+        <w:t>三方配对检验（Mann-Whitney，平均虚拟时间/源）：</w:t>
+      </w:r>
+    </w:p>
+    <w:p/>
+    <w:tbl>
+      <w:tblPr>
+        <w:tblStyle w:val="TableGrid"/>
+        <w:tblW w:type="auto" w:w="0"/>
+        <w:tblLook w:firstColumn="1" w:firstRow="1" w:lastColumn="0" w:lastRow="0" w:noHBand="0" w:noVBand="1" w:val="04A0"/>
+      </w:tblPr>
+      <w:tblGrid>
+        <w:gridCol w:w="2880"/>
+        <w:gridCol w:w="2880"/>
+        <w:gridCol w:w="2880"/>
+      </w:tblGrid>
+      <w:tr>
+        <w:tc>
+          <w:tcPr>
+            <w:tcW w:type="dxa" w:w="2880"/>
+          </w:tcPr>
+          <w:p>
+            <w:r>
+              <w:t>对比</w:t>
+            </w:r>
+          </w:p>
+        </w:tc>
+        <w:tc>
+          <w:tcPr>
+            <w:tcW w:type="dxa" w:w="2880"/>
+          </w:tcPr>
+          <w:p>
+            <w:r>
+              <w:t>问题3</w:t>
+            </w:r>
+          </w:p>
+        </w:tc>
+        <w:tc>
+          <w:tcPr>
+            <w:tcW w:type="dxa" w:w="2880"/>
+          </w:tcPr>
+          <w:p>
+            <w:r>
+              <w:t>问题4</w:t>
+            </w:r>
+          </w:p>
+        </w:tc>
+      </w:tr>
+      <w:tr>
+        <w:tc>
+          <w:tcPr>
+            <w:tcW w:type="dxa" w:w="2880"/>
+          </w:tcPr>
+          <w:p>
+            <w:r>
+              <w:t>G25O-R full vs G25O</w:t>
+            </w:r>
+          </w:p>
+        </w:tc>
+        <w:tc>
+          <w:tcPr>
+            <w:tcW w:type="dxa" w:w="2880"/>
+          </w:tcPr>
+          <w:p>
+            <w:r>
+              <w:t>-0.19%, p=0.931</w:t>
+            </w:r>
+          </w:p>
+        </w:tc>
+        <w:tc>
+          <w:tcPr>
+            <w:tcW w:type="dxa" w:w="2880"/>
+          </w:tcPr>
+          <w:p>
+            <w:r>
+              <w:t>-3.04%, p=0.225</w:t>
+            </w:r>
+          </w:p>
+        </w:tc>
+      </w:tr>
+      <w:tr>
+        <w:tc>
+          <w:tcPr>
+            <w:tcW w:type="dxa" w:w="2880"/>
+          </w:tcPr>
+          <w:p>
+            <w:r>
+              <w:t>G25O-R full vs G25OR</w:t>
+            </w:r>
+          </w:p>
+        </w:tc>
+        <w:tc>
+          <w:tcPr>
+            <w:tcW w:type="dxa" w:w="2880"/>
+          </w:tcPr>
+          <w:p>
+            <w:r>
+              <w:t>-3.08%, p=0.182</w:t>
+            </w:r>
+          </w:p>
+        </w:tc>
+        <w:tc>
+          <w:tcPr>
+            <w:tcW w:type="dxa" w:w="2880"/>
+          </w:tcPr>
+          <w:p>
+            <w:r>
+              <w:t>+0.21%, p=0.956</w:t>
+            </w:r>
+          </w:p>
+        </w:tc>
+      </w:tr>
+      <w:tr>
+        <w:tc>
+          <w:tcPr>
+            <w:tcW w:type="dxa" w:w="2880"/>
+          </w:tcPr>
+          <w:p>
+            <w:r>
+              <w:t>G25OR vs G25O</w:t>
+            </w:r>
+          </w:p>
+        </w:tc>
+        <w:tc>
+          <w:tcPr>
+            <w:tcW w:type="dxa" w:w="2880"/>
+          </w:tcPr>
+          <w:p>
+            <w:r>
+              <w:t>+2.98%, p=0.170</w:t>
+            </w:r>
+          </w:p>
+        </w:tc>
+        <w:tc>
+          <w:tcPr>
+            <w:tcW w:type="dxa" w:w="2880"/>
+          </w:tcPr>
+          <w:p>
+            <w:r>
+              <w:t>-3.25%, p=0.217</w:t>
+            </w:r>
+          </w:p>
+        </w:tc>
+      </w:tr>
+    </w:tbl>
+    <w:p/>
+    <w:p/>
+    <w:p>
+      <w:r>
+        <w:t>结论：</w:t>
+      </w:r>
+    </w:p>
+    <w:p/>
+    <w:p>
+      <w:pPr>
+        <w:pStyle w:val="ListNumber"/>
+      </w:pPr>
+      <w:r>
+        <w:t>三个版本在官方随机案例分布上均无统计显著差异，差异远小于案例随机波动；</w:t>
+      </w:r>
+    </w:p>
+    <w:p>
+      <w:pPr>
+        <w:pStyle w:val="ListNumber"/>
+      </w:pPr>
+      <w:r>
+        <w:t>问题3虚拟时间三者基本相同，G25O-R full略低但仅0.19%；</w:t>
+      </w:r>
+    </w:p>
+    <w:p>
+      <w:pPr>
+        <w:pStyle w:val="ListNumber"/>
+      </w:pPr>
+      <w:r>
+        <w:t>问题4 G25OR与G25O-R full基本相同，均比G25O低约3%，但不显著；</w:t>
+      </w:r>
+    </w:p>
+    <w:p>
+      <w:pPr>
+        <w:pStyle w:val="ListNumber"/>
+      </w:pPr>
+      <w:r>
+        <w:t>程序运行时间上G25O最低，但三者都在几秒量级，远低于20分钟限制；</w:t>
+      </w:r>
+    </w:p>
+    <w:p>
+      <w:pPr>
+        <w:pStyle w:val="ListNumber"/>
+      </w:pPr>
+      <w:r>
+        <w:t>移动仍占问题3约83%、问题4约75%，继续优化的核心仍是移动路线，而不是定位计算或清除次数。</w:t>
+      </w:r>
+    </w:p>
+    <w:p/>
+    <w:p>
+      <w:r>
+        <w:t>因此，正式方案建议采用G25OR：它与另外两版成绩等价，但严格修复了首次示向三角形外包缺口；G25O可作为最简单实现，G25O-R full暂不作为正式方案。</w:t>
+      </w:r>
+    </w:p>
+    <w:p/>
+    <w:p>
+      <w:r>
+        <w:drawing>
+          <wp:inline xmlns:a="http://schemas.openxmlformats.org/drawingml/2006/main" xmlns:pic="http://schemas.openxmlformats.org/drawingml/2006/picture">
+            <wp:extent cx="10058400" cy="4114800"/>
+            <wp:docPr id="13" name="Picture 13"/>
+            <wp:cNvGraphicFramePr>
+              <a:graphicFrameLocks noChangeAspect="1"/>
+            </wp:cNvGraphicFramePr>
+            <a:graphic>
+              <a:graphicData uri="http://schemas.openxmlformats.org/drawingml/2006/picture">
+                <pic:pic>
+                  <pic:nvPicPr>
+                    <pic:cNvPr id="0" name="three_g25_variants_v_per_source.png"/>
+                    <pic:cNvPicPr/>
+                  </pic:nvPicPr>
+                  <pic:blipFill>
+                    <a:blip r:embed="rId21"/>
+                    <a:stretch>
+                      <a:fillRect/>
+                    </a:stretch>
+                  </pic:blipFill>
+                  <pic:spPr>
+                    <a:xfrm>
+                      <a:off x="0" y="0"/>
+                      <a:ext cx="10058400" cy="4114800"/>
+                    </a:xfrm>
+                    <a:prstGeom prst="rect"/>
+                  </pic:spPr>
+                </pic:pic>
+              </a:graphicData>
+            </a:graphic>
+          </wp:inline>
+        </w:drawing>
+      </w:r>
+    </w:p>
+    <w:p/>
+    <w:p/>
+    <w:p>
+      <w:r>
+        <w:drawing>
+          <wp:inline xmlns:a="http://schemas.openxmlformats.org/drawingml/2006/main" xmlns:pic="http://schemas.openxmlformats.org/drawingml/2006/picture">
+            <wp:extent cx="10058400" cy="4114800"/>
+            <wp:docPr id="14" name="Picture 14"/>
+            <wp:cNvGraphicFramePr>
+              <a:graphicFrameLocks noChangeAspect="1"/>
+            </wp:cNvGraphicFramePr>
+            <a:graphic>
+              <a:graphicData uri="http://schemas.openxmlformats.org/drawingml/2006/picture">
+                <pic:pic>
+                  <pic:nvPicPr>
+                    <pic:cNvPr id="0" name="three_g25_variants_program_runtime.png"/>
+                    <pic:cNvPicPr/>
+                  </pic:nvPicPr>
+                  <pic:blipFill>
+                    <a:blip r:embed="rId22"/>
+                    <a:stretch>
+                      <a:fillRect/>
+                    </a:stretch>
+                  </pic:blipFill>
+                  <pic:spPr>
+                    <a:xfrm>
+                      <a:off x="0" y="0"/>
+                      <a:ext cx="10058400" cy="4114800"/>
+                    </a:xfrm>
+                    <a:prstGeom prst="rect"/>
+                  </pic:spPr>
+                </pic:pic>
+              </a:graphicData>
+            </a:graphic>
+          </wp:inline>
+        </w:drawing>
+      </w:r>
+    </w:p>
+    <w:p/>
+    <w:p/>
+    <w:p>
+      <w:r>
+        <w:t>逐局记录：docs/records/three_g25_variants_runs.csv；汇总：results/three_g25_variants_summary.json。</w:t>
+      </w:r>
+    </w:p>
+    <w:p/>
+    <w:p>
+      <w:pPr>
         <w:pStyle w:val="Heading1"/>
       </w:pPr>
       <w:r>
@@ -9450,7 +10486,7 @@
         <w:drawing>
           <wp:inline xmlns:a="http://schemas.openxmlformats.org/drawingml/2006/main" xmlns:pic="http://schemas.openxmlformats.org/drawingml/2006/picture">
             <wp:extent cx="5486400" cy="5486400"/>
-            <wp:docPr id="13" name="Picture 13"/>
+            <wp:docPr id="15" name="Picture 15"/>
             <wp:cNvGraphicFramePr>
               <a:graphicFrameLocks noChangeAspect="1"/>
             </wp:cNvGraphicFramePr>
@@ -9462,7 +10498,7 @@
                     <pic:cNvPicPr/>
                   </pic:nvPicPr>
                   <pic:blipFill>
-                    <a:blip r:embed="rId21"/>
+                    <a:blip r:embed="rId23"/>
                     <a:stretch>
                       <a:fillRect/>
                     </a:stretch>
@@ -9488,7 +10524,7 @@
         <w:drawing>
           <wp:inline xmlns:a="http://schemas.openxmlformats.org/drawingml/2006/main" xmlns:pic="http://schemas.openxmlformats.org/drawingml/2006/picture">
             <wp:extent cx="10058400" cy="4114800"/>
-            <wp:docPr id="14" name="Picture 14"/>
+            <wp:docPr id="16" name="Picture 16"/>
             <wp:cNvGraphicFramePr>
               <a:graphicFrameLocks noChangeAspect="1"/>
             </wp:cNvGraphicFramePr>
@@ -9500,7 +10536,7 @@
                     <pic:cNvPicPr/>
                   </pic:nvPicPr>
                   <pic:blipFill>
-                    <a:blip r:embed="rId22"/>
+                    <a:blip r:embed="rId24"/>
                     <a:stretch>
                       <a:fillRect/>
                     </a:stretch>
